--- a/pr-preview/pr-348/logistic-inference-handout-tracked-changes.docx
+++ b/pr-preview/pr-348/logistic-inference-handout-tracked-changes.docx
@@ -16,7 +16,7 @@
       </w:pPr>
       <w:del w:id="1" w:author="PR Preview" w:date="2026-01-01T00:00:00Z">
         <w:r>
-          <w:delText xml:space="preserve">Last modified: 2026-10-18 17:33:29 (PDT)</w:delText>
+          <w:delText xml:space="preserve">Last modified: 2026-10-19 00:31:45 (PDT)</w:delText>
         </w:r>
       </w:del>
     </w:p>
@@ -26,7 +26,7 @@
       </w:pPr>
       <w:ins w:id="2" w:author="PR Preview" w:date="2026-01-01T00:00:00Z">
         <w:r>
-          <w:t xml:space="preserve">Last modified: 2026-10-18 22:03:59 (PDT)</w:t>
+          <w:t xml:space="preserve">Last modified: 2026-10-19 00:34:54 (PDT)</w:t>
         </w:r>
       </w:ins>
     </w:p>

--- a/pr-preview/pr-348/logistic-inference-handout-tracked-changes.docx
+++ b/pr-preview/pr-348/logistic-inference-handout-tracked-changes.docx
@@ -16,7 +16,7 @@
       </w:pPr>
       <w:del w:id="1" w:author="PR Preview" w:date="2026-01-01T00:00:00Z">
         <w:r>
-          <w:delText xml:space="preserve">Last modified: 2026-10-19 00:31:45 (PDT)</w:delText>
+          <w:delText xml:space="preserve">Last modified: 2026-10-19 00:48:10 (PDT)</w:delText>
         </w:r>
       </w:del>
     </w:p>
@@ -26,11 +26,11 @@
       </w:pPr>
       <w:ins w:id="2" w:author="PR Preview" w:date="2026-01-01T00:00:00Z">
         <w:r>
-          <w:t xml:space="preserve">Last modified: 2026-10-19 00:34:54 (PDT)</w:t>
+          <w:t xml:space="preserve">Last modified: 2026-10-19 01:01:02 (PDT)</w:t>
         </w:r>
       </w:ins>
     </w:p>
-    <w:bookmarkStart w:id="13" w:name="introduction"/>
+    <w:bookmarkStart w:id="14" w:name="introduction"/>
     <w:p>
       <w:pPr>
         <w:pStyle w:val="Heading2"/>
@@ -97,43 +97,59 @@
         <w:t xml:space="preserve">.</w:t>
       </w:r>
     </w:p>
-    <w:bookmarkStart w:id="11" w:name="def-logistic-regression"/>
+    <w:bookmarkStart w:id="12" w:name="def-logistic-regression"/>
     <w:p>
       <w:pPr>
         <w:pStyle w:val="BodyText"/>
       </w:pPr>
-      <w:r>
-        <w:rPr>
-          <w:b/>
-          <w:bCs/>
-        </w:rPr>
-        <w:t xml:space="preserve">Definition 1 (Logistic regression)</w:t>
-      </w:r>
-      <w:r>
-        <w:t xml:space="preserve"> </w:t>
-      </w:r>
-      <w:r>
-        <w:t xml:space="preserve">A</w:t>
-      </w:r>
-      <w:r>
-        <w:t xml:space="preserve"> </w:t>
-      </w:r>
-      <w:r>
-        <w:rPr>
-          <w:b/>
-          <w:bCs/>
-        </w:rPr>
-        <w:t xml:space="preserve">logistic regression</w:t>
-      </w:r>
-      <w:r>
-        <w:t xml:space="preserve"> </w:t>
-      </w:r>
-      <w:r>
-        <w:t xml:space="preserve">model for binary outcomes</w:t>
-      </w:r>
-      <w:r>
-        <w:t xml:space="preserve"> </w:t>
-      </w:r>
+      <w:del w:id="3" w:author="PR Preview" w:date="2026-01-01T00:00:00Z">
+        <w:r>
+          <w:rPr>
+            <w:b/>
+            <w:bCs/>
+          </w:rPr>
+          <w:delText xml:space="preserve">Definition 1 (Logistic regression)</w:delText>
+        </w:r>
+      </w:del>
+      <w:del w:id="4" w:author="PR Preview" w:date="2026-01-01T00:00:00Z">
+        <w:r>
+          <w:delText xml:space="preserve"> </w:delText>
+        </w:r>
+      </w:del>
+      <w:del w:id="5" w:author="PR Preview" w:date="2026-01-01T00:00:00Z">
+        <w:r>
+          <w:delText xml:space="preserve">A</w:delText>
+        </w:r>
+      </w:del>
+      <w:del w:id="6" w:author="PR Preview" w:date="2026-01-01T00:00:00Z">
+        <w:r>
+          <w:delText xml:space="preserve"> </w:delText>
+        </w:r>
+      </w:del>
+      <w:del w:id="7" w:author="PR Preview" w:date="2026-01-01T00:00:00Z">
+        <w:r>
+          <w:rPr>
+            <w:b/>
+            <w:bCs/>
+          </w:rPr>
+          <w:delText xml:space="preserve">logistic regression</w:delText>
+        </w:r>
+      </w:del>
+      <w:del w:id="8" w:author="PR Preview" w:date="2026-01-01T00:00:00Z">
+        <w:r>
+          <w:delText xml:space="preserve"> </w:delText>
+        </w:r>
+      </w:del>
+      <w:del w:id="9" w:author="PR Preview" w:date="2026-01-01T00:00:00Z">
+        <w:r>
+          <w:delText xml:space="preserve">model for binary outcomes</w:delText>
+        </w:r>
+      </w:del>
+      <w:del w:id="10" w:author="PR Preview" w:date="2026-01-01T00:00:00Z">
+        <w:r>
+          <w:delText xml:space="preserve"> </w:delText>
+        </w:r>
+      </w:del>
       <m:oMath>
         <m:sSub>
           <m:e>
@@ -212,36 +228,238 @@
           <m:t>​</m:t>
         </m:r>
       </m:oMath>
-      <w:r>
-        <w:t xml:space="preserve"> </w:t>
-      </w:r>
-      <w:r>
-        <w:t xml:space="preserve">with predictor vectors</w:t>
-      </w:r>
-      <w:r>
-        <w:t xml:space="preserve"> </w:t>
-      </w:r>
-      <w:r>
-        <w:t xml:space="preserve">$\mathord{\smash[b]{\underset{\raise.3ex\hbox{$\scriptstyle\sim$}}{x}}\vphantom{x}}_1, \dots, \mathord{\smash[b]{\underset{\raise.3ex\hbox{$\scriptstyle\sim$}}{x}}\vphantom{x}}_n$</w:t>
-      </w:r>
-      <w:r>
-        <w:t xml:space="preserve"> </w:t>
-      </w:r>
-      <w:r>
-        <w:t xml:space="preserve">says that the outcomes are independent and that</w:t>
-      </w:r>
-      <w:r>
-        <w:t xml:space="preserve"> </w:t>
-      </w:r>
-      <w:r>
-        <w:t xml:space="preserve">[2]</w:t>
-      </w:r>
+      <w:del w:id="11" w:author="PR Preview" w:date="2026-01-01T00:00:00Z">
+        <w:r>
+          <w:delText xml:space="preserve"> </w:delText>
+        </w:r>
+      </w:del>
+      <w:del w:id="12" w:author="PR Preview" w:date="2026-01-01T00:00:00Z">
+        <w:r>
+          <w:delText xml:space="preserve">with predictor vectors</w:delText>
+        </w:r>
+      </w:del>
+      <w:del w:id="13" w:author="PR Preview" w:date="2026-01-01T00:00:00Z">
+        <w:r>
+          <w:delText xml:space="preserve"> </w:delText>
+        </w:r>
+      </w:del>
+      <w:del w:id="14" w:author="PR Preview" w:date="2026-01-01T00:00:00Z">
+        <w:r>
+          <w:delText xml:space="preserve">$\mathord{\smash[b]{\underset{\raise.3ex\hbox{$\scriptstyle\sim$}}{x}}\vphantom{x}}_1, \dots, \mathord{\smash[b]{\underset{\raise.3ex\hbox{$\scriptstyle\sim$}}{x}}\vphantom{x}}_n$</w:delText>
+        </w:r>
+      </w:del>
+      <w:del w:id="15" w:author="PR Preview" w:date="2026-01-01T00:00:00Z">
+        <w:r>
+          <w:delText xml:space="preserve"> </w:delText>
+        </w:r>
+      </w:del>
+      <w:del w:id="16" w:author="PR Preview" w:date="2026-01-01T00:00:00Z">
+        <w:r>
+          <w:delText xml:space="preserve">says that the outcomes are independent and that</w:delText>
+        </w:r>
+      </w:del>
+      <w:del w:id="17" w:author="PR Preview" w:date="2026-01-01T00:00:00Z">
+        <w:r>
+          <w:delText xml:space="preserve"> </w:delText>
+        </w:r>
+      </w:del>
+      <w:del w:id="18" w:author="PR Preview" w:date="2026-01-01T00:00:00Z">
+        <w:r>
+          <w:delText xml:space="preserve">[2]</w:delText>
+        </w:r>
+      </w:del>
     </w:p>
     <w:p>
       <w:pPr>
         <w:pStyle w:val="BodyText"/>
       </w:pPr>
-      <w:bookmarkStart w:id="10" w:name="eq-logistic-model"/>
+      <w:ins w:id="19" w:author="PR Preview" w:date="2026-01-01T00:00:00Z">
+        <w:r>
+          <w:rPr>
+            <w:b/>
+            <w:bCs/>
+          </w:rPr>
+          <w:t xml:space="preserve">Definition 1 (Logistic regression)</w:t>
+        </w:r>
+      </w:ins>
+      <w:ins w:id="20" w:author="PR Preview" w:date="2026-01-01T00:00:00Z">
+        <w:r>
+          <w:t xml:space="preserve"> </w:t>
+        </w:r>
+      </w:ins>
+      <w:ins w:id="21" w:author="PR Preview" w:date="2026-01-01T00:00:00Z">
+        <w:r>
+          <w:t xml:space="preserve">A</w:t>
+        </w:r>
+      </w:ins>
+      <w:ins w:id="22" w:author="PR Preview" w:date="2026-01-01T00:00:00Z">
+        <w:r>
+          <w:t xml:space="preserve"> </w:t>
+        </w:r>
+      </w:ins>
+      <w:ins w:id="23" w:author="PR Preview" w:date="2026-01-01T00:00:00Z">
+        <w:r>
+          <w:rPr>
+            <w:b/>
+            <w:bCs/>
+          </w:rPr>
+          <w:t xml:space="preserve">logistic regression</w:t>
+        </w:r>
+      </w:ins>
+      <w:ins w:id="24" w:author="PR Preview" w:date="2026-01-01T00:00:00Z">
+        <w:r>
+          <w:t xml:space="preserve"> </w:t>
+        </w:r>
+      </w:ins>
+      <w:ins w:id="25" w:author="PR Preview" w:date="2026-01-01T00:00:00Z">
+        <w:r>
+          <w:t xml:space="preserve">model for binary outcomes</w:t>
+        </w:r>
+      </w:ins>
+      <w:ins w:id="26" w:author="PR Preview" w:date="2026-01-01T00:00:00Z">
+        <w:r>
+          <w:t xml:space="preserve"> </w:t>
+        </w:r>
+      </w:ins>
+      <m:oMath>
+        <m:sSub>
+          <m:e>
+            <m:r>
+              <m:t>y</m:t>
+            </m:r>
+          </m:e>
+          <m:sub>
+            <m:r>
+              <m:t>1</m:t>
+            </m:r>
+          </m:sub>
+        </m:sSub>
+        <m:r>
+          <m:rPr>
+            <m:sty m:val="p"/>
+          </m:rPr>
+          <m:t>,</m:t>
+        </m:r>
+        <m:r>
+          <m:rPr>
+            <m:sty m:val="p"/>
+          </m:rPr>
+          <m:t>…</m:t>
+        </m:r>
+        <m:r>
+          <m:rPr>
+            <m:sty m:val="p"/>
+          </m:rPr>
+          <m:t>,</m:t>
+        </m:r>
+        <m:sSub>
+          <m:e>
+            <m:r>
+              <m:t>y</m:t>
+            </m:r>
+          </m:e>
+          <m:sub>
+            <m:r>
+              <m:t>n</m:t>
+            </m:r>
+          </m:sub>
+        </m:sSub>
+        <m:r>
+          <m:rPr>
+            <m:sty m:val="p"/>
+          </m:rPr>
+          <m:t>∈</m:t>
+        </m:r>
+        <m:r>
+          <m:t>​</m:t>
+        </m:r>
+        <m:d>
+          <m:dPr>
+            <m:begChr m:val="{"/>
+            <m:sepChr m:val=""/>
+            <m:endChr m:val="}"/>
+            <m:grow/>
+          </m:dPr>
+          <m:e>
+            <m:r>
+              <m:t>0</m:t>
+            </m:r>
+            <m:r>
+              <m:rPr>
+                <m:sty m:val="p"/>
+              </m:rPr>
+              <m:t>,</m:t>
+            </m:r>
+            <m:r>
+              <m:t>1</m:t>
+            </m:r>
+          </m:e>
+        </m:d>
+        <m:r>
+          <m:t>​</m:t>
+        </m:r>
+      </m:oMath>
+      <w:ins w:id="27" w:author="PR Preview" w:date="2026-01-01T00:00:00Z">
+        <w:r>
+          <w:t xml:space="preserve"> </w:t>
+        </w:r>
+      </w:ins>
+      <w:ins w:id="28" w:author="PR Preview" w:date="2026-01-01T00:00:00Z">
+        <w:r>
+          <w:t xml:space="preserve">with predictor vectors</w:t>
+        </w:r>
+      </w:ins>
+      <w:ins w:id="29" w:author="PR Preview" w:date="2026-01-01T00:00:00Z">
+        <w:r>
+          <w:t xml:space="preserve"> </w:t>
+        </w:r>
+      </w:ins>
+      <w:ins w:id="30" w:author="PR Preview" w:date="2026-01-01T00:00:00Z">
+        <w:r>
+          <w:t xml:space="preserve">$\mathord{\smash[b]{\underset{\raise.3ex\hbox{$\scriptstyle\sim$}}{x}}\vphantom{x}}_1, \dots, \mathord{\smash[b]{\underset{\raise.3ex\hbox{$\scriptstyle\sim$}}{x}}\vphantom{x}}_n$</w:t>
+        </w:r>
+      </w:ins>
+      <w:ins w:id="31" w:author="PR Preview" w:date="2026-01-01T00:00:00Z">
+        <w:r>
+          <w:t xml:space="preserve"> </w:t>
+        </w:r>
+      </w:ins>
+      <w:ins w:id="32" w:author="PR Preview" w:date="2026-01-01T00:00:00Z">
+        <w:r>
+          <w:t xml:space="preserve">says that the outcomes are</w:t>
+        </w:r>
+      </w:ins>
+      <w:ins w:id="33" w:author="PR Preview" w:date="2026-01-01T00:00:00Z">
+        <w:r>
+          <w:t xml:space="preserve"> </w:t>
+        </w:r>
+      </w:ins>
+      <w:hyperlink r:id="rId10">
+        <w:ins w:id="34" w:author="PR Preview" w:date="2026-01-01T00:00:00Z">
+          <w:r>
+            <w:rPr>
+              <w:rStyle w:val="Hyperlink"/>
+            </w:rPr>
+            <w:t xml:space="preserve">independent</w:t>
+          </w:r>
+        </w:ins>
+      </w:hyperlink>
+      <w:ins w:id="35" w:author="PR Preview" w:date="2026-01-01T00:00:00Z">
+        <w:r>
+          <w:t xml:space="preserve"> </w:t>
+        </w:r>
+      </w:ins>
+      <w:ins w:id="36" w:author="PR Preview" w:date="2026-01-01T00:00:00Z">
+        <w:r>
+          <w:t xml:space="preserve">and that</w:t>
+        </w:r>
+      </w:ins>
+    </w:p>
+    <w:p>
+      <w:pPr>
+        <w:pStyle w:val="BodyText"/>
+      </w:pPr>
+      <w:bookmarkStart w:id="11" w:name="eq-logistic-model"/>
       <w:r>
         <w:t xml:space="preserve">$$
     \Pr\mathopen{}\left(Y_i= 1 \mid \mathord{\smash[b]{\underset{\raise.3ex\hbox{$\scriptstyle\sim$}}{x}}\vphantom{x}}_i\right)\mathclose{} = \pi_i
@@ -250,7 +468,7 @@
     \sigma\mathopen{}\left(u\right)\mathclose{} = \frac{1}{1 + e^{-u}},
      \qquad(1)$$</w:t>
       </w:r>
-      <w:bookmarkEnd w:id="10"/>
+      <w:bookmarkEnd w:id="11"/>
     </w:p>
     <w:p>
       <w:pPr>
@@ -410,8 +628,8 @@
         <w:t xml:space="preserve">.</w:t>
       </w:r>
     </w:p>
-    <w:bookmarkEnd w:id="11"/>
-    <w:bookmarkStart w:id="12" w:name="exm-logistic-regression"/>
+    <w:bookmarkEnd w:id="12"/>
+    <w:bookmarkStart w:id="13" w:name="exm-logistic-regression"/>
     <w:p>
       <w:pPr>
         <w:pStyle w:val="BodyText"/>
@@ -980,9 +1198,9 @@
         <w:t xml:space="preserve">so the model fits both group proportions exactly.</w:t>
       </w:r>
     </w:p>
-    <w:bookmarkEnd w:id="12"/>
     <w:bookmarkEnd w:id="13"/>
-    <w:bookmarkStart w:id="31" w:name="deviance"/>
+    <w:bookmarkEnd w:id="14"/>
+    <w:bookmarkStart w:id="32" w:name="deviance"/>
     <w:p>
       <w:pPr>
         <w:pStyle w:val="Heading2"/>
@@ -991,7 +1209,7 @@
         <w:t xml:space="preserve">2 Deviance</w:t>
       </w:r>
     </w:p>
-    <w:bookmarkStart w:id="15" w:name="def-deviance"/>
+    <w:bookmarkStart w:id="16" w:name="def-deviance"/>
     <w:p>
       <w:pPr>
         <w:pStyle w:val="FirstParagraph"/>
@@ -1088,13 +1306,30 @@
         <w:pStyle w:val="BodyText"/>
       </w:pPr>
       <w:bookmarkStart w:id="14" w:name="eq-deviance"/>
-      <w:r>
-        <w:t xml:space="preserve">$$
+      <w:del w:id="37" w:author="PR Preview" w:date="2026-01-01T00:00:00Z">
+        <w:r>
+          <w:delText xml:space="preserve">$$
     D\stackrel{\text{def}}{=}-2 \, \ell\mathopen{}\left(\hat{\mathord{\smash[b]{\underset{\raise.3ex\hbox{$\scriptstyle\sim$}}{\beta}}\vphantom{\beta}}}\right)\mathclose{}
     = -2 \sum_{i=1}^n\mathopen{}\left\{y_i\ln \hat\pi_i + \mathopen{}\left(1 - y_i\right)\mathclose{} \ln\mathopen{}\left(1 - \hat\pi_i\right)\mathclose{}\right\}\mathclose{},
+     \qquad(2)$$</w:delText>
+        </w:r>
+      </w:del>
+      <w:bookmarkEnd w:id="14"/>
+    </w:p>
+    <w:p>
+      <w:pPr>
+        <w:pStyle w:val="BodyText"/>
+      </w:pPr>
+      <w:bookmarkStart w:id="15" w:name="eq-deviance"/>
+      <w:ins w:id="38" w:author="PR Preview" w:date="2026-01-01T00:00:00Z">
+        <w:r>
+          <w:t xml:space="preserve">$$
+    D\stackrel{\text{def}}{=}-2 \, \ell\mathopen{}\left(\hat{\mathord{\smash[b]{\underset{\raise.3ex\hbox{$\scriptstyle\sim$}}{\beta}}\vphantom{\beta}}}\right)\mathclose{}
+    = -2 \sum_{i=1}^n\mathopen{}\left\{y_i\ln \hat\pi_i + \mathopen{}\left(1 - y_i\right)\mathclose{} {\ln\mathopen{}\left(1 - \hat\pi_i\right)\mathclose{}}\right\}\mathclose{},
      \qquad(2)$$</w:t>
-      </w:r>
-      <w:bookmarkEnd w:id="14"/>
+        </w:r>
+      </w:ins>
+      <w:bookmarkEnd w:id="15"/>
     </w:p>
     <w:p>
       <w:pPr>
@@ -1133,7 +1368,7 @@
         <w:t xml:space="preserve">.</w:t>
       </w:r>
     </w:p>
-    <w:bookmarkEnd w:id="15"/>
+    <w:bookmarkEnd w:id="16"/>
     <w:tbl>
       <w:tblPr>
         <w:tblStyle w:val="Table"/>
@@ -1174,18 +1409,18 @@
                 <wp:inline>
                   <wp:extent cx="152400" cy="152400"/>
                   <wp:effectExtent b="0" l="0" r="0" t="0"/>
-                  <wp:docPr descr="" title="" id="17" name="Picture"/>
+                  <wp:docPr descr="" title="" id="18" name="Picture"/>
                   <a:graphic>
                     <a:graphicData uri="http://schemas.openxmlformats.org/drawingml/2006/picture">
                       <pic:pic>
                         <pic:nvPicPr>
-                          <pic:cNvPr descr="/opt/quarto/share/formats/docx/note.png" id="18" name="Picture"/>
+                          <pic:cNvPr descr="/opt/quarto/share/formats/docx/note.png" id="19" name="Picture"/>
                           <pic:cNvPicPr>
                             <a:picLocks noChangeArrowheads="1" noChangeAspect="1"/>
                           </pic:cNvPicPr>
                         </pic:nvPicPr>
                         <pic:blipFill>
-                          <a:blip r:embed="rId16"/>
+                          <a:blip r:embed="rId17"/>
                           <a:stretch>
                             <a:fillRect/>
                           </a:stretch>
@@ -1267,7 +1502,7 @@
         </w:tc>
       </w:tr>
     </w:tbl>
-    <w:bookmarkStart w:id="19" w:name="exm-deviance"/>
+    <w:bookmarkStart w:id="20" w:name="exm-deviance"/>
     <w:p>
       <w:pPr>
         <w:pStyle w:val="BodyText"/>
@@ -1689,8 +1924,8 @@
         <w:t xml:space="preserve">.</w:t>
       </w:r>
     </w:p>
-    <w:bookmarkEnd w:id="19"/>
-    <w:bookmarkStart w:id="20" w:name="rem-deviance-shortfall"/>
+    <w:bookmarkEnd w:id="20"/>
+    <w:bookmarkStart w:id="21" w:name="rem-deviance-shortfall"/>
     <w:p>
       <w:pPr>
         <w:pStyle w:val="BodyText"/>
@@ -1808,8 +2043,8 @@
         <w:t xml:space="preserve">is twice the amount by which the maximized log-likelihood falls short of that largest value.</w:t>
       </w:r>
     </w:p>
-    <w:bookmarkEnd w:id="20"/>
-    <w:bookmarkStart w:id="22" w:name="def-null-deviance"/>
+    <w:bookmarkEnd w:id="21"/>
+    <w:bookmarkStart w:id="23" w:name="def-null-deviance"/>
     <w:p>
       <w:pPr>
         <w:pStyle w:val="BodyText"/>
@@ -1865,7 +2100,7 @@
       <w:pPr>
         <w:pStyle w:val="BodyText"/>
       </w:pPr>
-      <w:bookmarkStart w:id="21" w:name="eq-null-deviance"/>
+      <w:bookmarkStart w:id="22" w:name="eq-null-deviance"/>
       <m:oMathPara>
         <m:oMathParaPr>
           <m:jc m:val="center"/>
@@ -2051,7 +2286,7 @@
           </m:r>
         </m:oMath>
       </m:oMathPara>
-      <w:bookmarkEnd w:id="21"/>
+      <w:bookmarkEnd w:id="22"/>
     </w:p>
     <w:p>
       <w:pPr>
@@ -2093,8 +2328,8 @@
         <w:t xml:space="preserve">.</w:t>
       </w:r>
     </w:p>
-    <w:bookmarkEnd w:id="22"/>
-    <w:bookmarkStart w:id="23" w:name="exm-null-deviance"/>
+    <w:bookmarkEnd w:id="23"/>
+    <w:bookmarkStart w:id="24" w:name="exm-null-deviance"/>
     <w:p>
       <w:pPr>
         <w:pStyle w:val="BodyText"/>
@@ -2456,8 +2691,8 @@
         <w:t xml:space="preserve">.</w:t>
       </w:r>
     </w:p>
-    <w:bookmarkEnd w:id="23"/>
-    <w:bookmarkStart w:id="24" w:name="rem-null-deviance-fit"/>
+    <w:bookmarkEnd w:id="24"/>
+    <w:bookmarkStart w:id="25" w:name="rem-null-deviance-fit"/>
     <w:p>
       <w:pPr>
         <w:pStyle w:val="BodyText"/>
@@ -2596,8 +2831,8 @@
         <w:t xml:space="preserve">.</w:t>
       </w:r>
     </w:p>
-    <w:bookmarkEnd w:id="24"/>
-    <w:bookmarkStart w:id="26" w:name="thm-deviance-drop"/>
+    <w:bookmarkEnd w:id="25"/>
+    <w:bookmarkStart w:id="27" w:name="thm-deviance-drop"/>
     <w:p>
       <w:pPr>
         <w:pStyle w:val="BodyText"/>
@@ -2709,7 +2944,7 @@
       <w:r>
         <w:t xml:space="preserve"> </w:t>
       </w:r>
-      <w:hyperlink r:id="rId25">
+      <w:hyperlink r:id="rId26">
         <w:r>
           <w:rPr>
             <w:rStyle w:val="Hyperlink"/>
@@ -2809,7 +3044,7 @@
         </m:oMath>
       </m:oMathPara>
     </w:p>
-    <w:bookmarkEnd w:id="26"/>
+    <w:bookmarkEnd w:id="27"/>
     <w:p>
       <w:pPr>
         <w:pStyle w:val="FirstParagraph"/>
@@ -2830,7 +3065,7 @@
       <w:r>
         <w:t xml:space="preserve"> </w:t>
       </w:r>
-      <w:hyperlink r:id="rId25">
+      <w:hyperlink r:id="rId26">
         <w:r>
           <w:rPr>
             <w:rStyle w:val="Hyperlink"/>
@@ -3217,7 +3452,7 @@
         <w:t xml:space="preserve">.</w:t>
       </w:r>
     </w:p>
-    <w:bookmarkStart w:id="27" w:name="exm-deviance-drop"/>
+    <w:bookmarkStart w:id="28" w:name="exm-deviance-drop"/>
     <w:p>
       <w:pPr>
         <w:pStyle w:val="BodyText"/>
@@ -3361,8 +3596,8 @@
         <w:t xml:space="preserve">.</w:t>
       </w:r>
     </w:p>
-    <w:bookmarkEnd w:id="27"/>
-    <w:bookmarkStart w:id="29" w:name="cor-deviance-drop-distribution"/>
+    <w:bookmarkEnd w:id="28"/>
+    <w:bookmarkStart w:id="30" w:name="cor-deviance-drop-distribution"/>
     <w:p>
       <w:pPr>
         <w:pStyle w:val="BodyText"/>
@@ -3383,7 +3618,7 @@
       <w:r>
         <w:t xml:space="preserve"> </w:t>
       </w:r>
-      <w:hyperlink r:id="rId28">
+      <w:hyperlink r:id="rId29">
         <w:r>
           <w:rPr>
             <w:rStyle w:val="Hyperlink"/>
@@ -3481,7 +3716,7 @@
         <w:t xml:space="preserve">holds.</w:t>
       </w:r>
     </w:p>
-    <w:bookmarkEnd w:id="29"/>
+    <w:bookmarkEnd w:id="30"/>
     <w:p>
       <w:pPr>
         <w:pStyle w:val="BodyText"/>
@@ -3533,7 +3768,7 @@
       <w:r>
         <w:t xml:space="preserve"> </w:t>
       </w:r>
-      <w:hyperlink r:id="rId28">
+      <w:hyperlink r:id="rId29">
         <w:r>
           <w:rPr>
             <w:rStyle w:val="Hyperlink"/>
@@ -3548,7 +3783,7 @@
         <w:t xml:space="preserve">gives its approximate distribution.</w:t>
       </w:r>
     </w:p>
-    <w:bookmarkStart w:id="30" w:name="exm-deviance-drop-distribution"/>
+    <w:bookmarkStart w:id="31" w:name="exm-deviance-drop-distribution"/>
     <w:p>
       <w:pPr>
         <w:pStyle w:val="BodyText"/>
@@ -3739,9 +3974,9 @@
         <w:t xml:space="preserve">so six patients give no evidence of a treatment effect.</w:t>
       </w:r>
     </w:p>
-    <w:bookmarkEnd w:id="30"/>
     <w:bookmarkEnd w:id="31"/>
-    <w:bookmarkStart w:id="53" w:name="X6921c8acb91e896e6cca408a54c848bac546047"/>
+    <w:bookmarkEnd w:id="32"/>
+    <w:bookmarkStart w:id="57" w:name="X6921c8acb91e896e6cca408a54c848bac546047"/>
     <w:p>
       <w:pPr>
         <w:pStyle w:val="Heading2"/>
@@ -3750,7 +3985,7 @@
         <w:t xml:space="preserve">3 Covariate patterns and the saturated model</w:t>
       </w:r>
     </w:p>
-    <w:bookmarkStart w:id="32" w:name="def-covariate-pattern"/>
+    <w:bookmarkStart w:id="33" w:name="def-covariate-pattern"/>
     <w:p>
       <w:pPr>
         <w:pStyle w:val="FirstParagraph"/>
@@ -3843,8 +4078,8 @@
         <w:t xml:space="preserve">.</w:t>
       </w:r>
     </w:p>
-    <w:bookmarkEnd w:id="32"/>
-    <w:bookmarkStart w:id="33" w:name="def-replicates"/>
+    <w:bookmarkEnd w:id="33"/>
+    <w:bookmarkStart w:id="34" w:name="def-replicates"/>
     <w:p>
       <w:pPr>
         <w:pStyle w:val="BodyText"/>
@@ -4009,7 +4244,7 @@
         <w:t xml:space="preserve">.</w:t>
       </w:r>
     </w:p>
-    <w:bookmarkEnd w:id="33"/>
+    <w:bookmarkEnd w:id="34"/>
     <w:tbl>
       <w:tblPr>
         <w:tblStyle w:val="Table"/>
@@ -4050,18 +4285,18 @@
                 <wp:inline>
                   <wp:extent cx="152400" cy="152400"/>
                   <wp:effectExtent b="0" l="0" r="0" t="0"/>
-                  <wp:docPr descr="" title="" id="34" name="Picture"/>
+                  <wp:docPr descr="" title="" id="35" name="Picture"/>
                   <a:graphic>
                     <a:graphicData uri="http://schemas.openxmlformats.org/drawingml/2006/picture">
                       <pic:pic>
                         <pic:nvPicPr>
-                          <pic:cNvPr descr="/opt/quarto/share/formats/docx/note.png" id="35" name="Picture"/>
+                          <pic:cNvPr descr="/opt/quarto/share/formats/docx/note.png" id="36" name="Picture"/>
                           <pic:cNvPicPr>
                             <a:picLocks noChangeArrowheads="1" noChangeAspect="1"/>
                           </pic:cNvPicPr>
                         </pic:nvPicPr>
                         <pic:blipFill>
-                          <a:blip r:embed="rId16"/>
+                          <a:blip r:embed="rId17"/>
                           <a:stretch>
                             <a:fillRect/>
                           </a:stretch>
@@ -4125,7 +4360,7 @@
         </w:tc>
       </w:tr>
     </w:tbl>
-    <w:bookmarkStart w:id="36" w:name="def-pattern-events"/>
+    <w:bookmarkStart w:id="37" w:name="def-pattern-events"/>
     <w:p>
       <w:pPr>
         <w:pStyle w:val="BodyText"/>
@@ -4262,8 +4497,8 @@
         <w:t xml:space="preserve">.</w:t>
       </w:r>
     </w:p>
-    <w:bookmarkEnd w:id="36"/>
-    <w:bookmarkStart w:id="37" w:name="exm-covariate-patterns"/>
+    <w:bookmarkEnd w:id="37"/>
+    <w:bookmarkStart w:id="38" w:name="exm-covariate-patterns"/>
     <w:p>
       <w:pPr>
         <w:pStyle w:val="BodyText"/>
@@ -4888,95 +5123,252 @@
         <w:t xml:space="preserve">= 3, and it has 55 of them.</w:t>
       </w:r>
     </w:p>
-    <w:bookmarkEnd w:id="37"/>
-    <w:bookmarkStart w:id="39" w:name="def-saturated-model"/>
+    <w:bookmarkEnd w:id="38"/>
+    <w:bookmarkStart w:id="41" w:name="def-saturated-model"/>
     <w:p>
       <w:pPr>
         <w:pStyle w:val="BodyText"/>
       </w:pPr>
-      <w:r>
-        <w:rPr>
-          <w:b/>
-          <w:bCs/>
-        </w:rPr>
-        <w:t xml:space="preserve">Definition 7 (Saturated model (full model, maximal model))</w:t>
-      </w:r>
-      <w:r>
-        <w:t xml:space="preserve"> </w:t>
-      </w:r>
-      <w:r>
-        <w:t xml:space="preserve">The</w:t>
-      </w:r>
-      <w:r>
-        <w:t xml:space="preserve"> </w:t>
-      </w:r>
-      <w:r>
-        <w:rPr>
-          <w:b/>
-          <w:bCs/>
-        </w:rPr>
-        <w:t xml:space="preserve">saturated model</w:t>
-      </w:r>
-      <w:r>
-        <w:t xml:space="preserve"> </w:t>
-      </w:r>
-      <w:r>
-        <w:t xml:space="preserve">(also called the</w:t>
-      </w:r>
-      <w:r>
-        <w:t xml:space="preserve"> </w:t>
-      </w:r>
-      <w:r>
-        <w:rPr>
-          <w:b/>
-          <w:bCs/>
-        </w:rPr>
-        <w:t xml:space="preserve">full model</w:t>
-      </w:r>
-      <w:r>
-        <w:t xml:space="preserve"> </w:t>
-      </w:r>
-      <w:r>
-        <w:t xml:space="preserve">[6, Sec. 5.5]</w:t>
-      </w:r>
-      <w:r>
-        <w:t xml:space="preserve"> </w:t>
-      </w:r>
-      <w:r>
-        <w:t xml:space="preserve">or</w:t>
-      </w:r>
-      <w:r>
-        <w:t xml:space="preserve"> </w:t>
-      </w:r>
-      <w:r>
-        <w:rPr>
-          <w:b/>
-          <w:bCs/>
-        </w:rPr>
-        <w:t xml:space="preserve">maximal model</w:t>
-      </w:r>
-      <w:r>
-        <w:t xml:space="preserve"> </w:t>
-      </w:r>
-      <w:r>
-        <w:t xml:space="preserve">[6, Sec. 5.5]</w:t>
-      </w:r>
-      <w:r>
-        <w:t xml:space="preserve">) for binary outcomes gives each pattern its own free event probability:</w:t>
-      </w:r>
+      <w:del w:id="39" w:author="PR Preview" w:date="2026-01-01T00:00:00Z">
+        <w:r>
+          <w:rPr>
+            <w:b/>
+            <w:bCs/>
+          </w:rPr>
+          <w:delText xml:space="preserve">Definition 7 (Saturated model (full model, maximal model))</w:delText>
+        </w:r>
+      </w:del>
+      <w:del w:id="40" w:author="PR Preview" w:date="2026-01-01T00:00:00Z">
+        <w:r>
+          <w:delText xml:space="preserve"> </w:delText>
+        </w:r>
+      </w:del>
+      <w:del w:id="41" w:author="PR Preview" w:date="2026-01-01T00:00:00Z">
+        <w:r>
+          <w:delText xml:space="preserve">The</w:delText>
+        </w:r>
+      </w:del>
+      <w:del w:id="42" w:author="PR Preview" w:date="2026-01-01T00:00:00Z">
+        <w:r>
+          <w:delText xml:space="preserve"> </w:delText>
+        </w:r>
+      </w:del>
+      <w:del w:id="43" w:author="PR Preview" w:date="2026-01-01T00:00:00Z">
+        <w:r>
+          <w:rPr>
+            <w:b/>
+            <w:bCs/>
+          </w:rPr>
+          <w:delText xml:space="preserve">saturated model</w:delText>
+        </w:r>
+      </w:del>
+      <w:del w:id="44" w:author="PR Preview" w:date="2026-01-01T00:00:00Z">
+        <w:r>
+          <w:delText xml:space="preserve"> </w:delText>
+        </w:r>
+      </w:del>
+      <w:del w:id="45" w:author="PR Preview" w:date="2026-01-01T00:00:00Z">
+        <w:r>
+          <w:delText xml:space="preserve">(also called the</w:delText>
+        </w:r>
+      </w:del>
+      <w:del w:id="46" w:author="PR Preview" w:date="2026-01-01T00:00:00Z">
+        <w:r>
+          <w:delText xml:space="preserve"> </w:delText>
+        </w:r>
+      </w:del>
+      <w:del w:id="47" w:author="PR Preview" w:date="2026-01-01T00:00:00Z">
+        <w:r>
+          <w:rPr>
+            <w:b/>
+            <w:bCs/>
+          </w:rPr>
+          <w:delText xml:space="preserve">full model</w:delText>
+        </w:r>
+      </w:del>
+      <w:del w:id="48" w:author="PR Preview" w:date="2026-01-01T00:00:00Z">
+        <w:r>
+          <w:delText xml:space="preserve"> </w:delText>
+        </w:r>
+      </w:del>
+      <w:del w:id="49" w:author="PR Preview" w:date="2026-01-01T00:00:00Z">
+        <w:r>
+          <w:delText xml:space="preserve">[6, Sec. 5.5]</w:delText>
+        </w:r>
+      </w:del>
+      <w:del w:id="50" w:author="PR Preview" w:date="2026-01-01T00:00:00Z">
+        <w:r>
+          <w:delText xml:space="preserve"> </w:delText>
+        </w:r>
+      </w:del>
+      <w:del w:id="51" w:author="PR Preview" w:date="2026-01-01T00:00:00Z">
+        <w:r>
+          <w:delText xml:space="preserve">or</w:delText>
+        </w:r>
+      </w:del>
+      <w:del w:id="52" w:author="PR Preview" w:date="2026-01-01T00:00:00Z">
+        <w:r>
+          <w:delText xml:space="preserve"> </w:delText>
+        </w:r>
+      </w:del>
+      <w:del w:id="53" w:author="PR Preview" w:date="2026-01-01T00:00:00Z">
+        <w:r>
+          <w:rPr>
+            <w:b/>
+            <w:bCs/>
+          </w:rPr>
+          <w:delText xml:space="preserve">maximal model</w:delText>
+        </w:r>
+      </w:del>
+      <w:del w:id="54" w:author="PR Preview" w:date="2026-01-01T00:00:00Z">
+        <w:r>
+          <w:delText xml:space="preserve"> </w:delText>
+        </w:r>
+      </w:del>
+      <w:del w:id="55" w:author="PR Preview" w:date="2026-01-01T00:00:00Z">
+        <w:r>
+          <w:delText xml:space="preserve">[6, Sec. 5.5]</w:delText>
+        </w:r>
+      </w:del>
+      <w:del w:id="56" w:author="PR Preview" w:date="2026-01-01T00:00:00Z">
+        <w:r>
+          <w:delText xml:space="preserve">) for binary outcomes gives each pattern its own free event probability:</w:delText>
+        </w:r>
+      </w:del>
     </w:p>
     <w:p>
       <w:pPr>
         <w:pStyle w:val="BodyText"/>
       </w:pPr>
-      <w:bookmarkStart w:id="38" w:name="eq-saturated-model"/>
+      <w:ins w:id="57" w:author="PR Preview" w:date="2026-01-01T00:00:00Z">
+        <w:r>
+          <w:rPr>
+            <w:b/>
+            <w:bCs/>
+          </w:rPr>
+          <w:t xml:space="preserve">Definition 7 (Saturated model (full model, maximal model))</w:t>
+        </w:r>
+      </w:ins>
+      <w:ins w:id="58" w:author="PR Preview" w:date="2026-01-01T00:00:00Z">
+        <w:r>
+          <w:t xml:space="preserve"> </w:t>
+        </w:r>
+      </w:ins>
+      <w:ins w:id="59" w:author="PR Preview" w:date="2026-01-01T00:00:00Z">
+        <w:r>
+          <w:t xml:space="preserve">The</w:t>
+        </w:r>
+      </w:ins>
+      <w:ins w:id="60" w:author="PR Preview" w:date="2026-01-01T00:00:00Z">
+        <w:r>
+          <w:t xml:space="preserve"> </w:t>
+        </w:r>
+      </w:ins>
+      <w:ins w:id="61" w:author="PR Preview" w:date="2026-01-01T00:00:00Z">
+        <w:r>
+          <w:rPr>
+            <w:b/>
+            <w:bCs/>
+          </w:rPr>
+          <w:t xml:space="preserve">saturated model</w:t>
+        </w:r>
+      </w:ins>
+      <w:ins w:id="62" w:author="PR Preview" w:date="2026-01-01T00:00:00Z">
+        <w:r>
+          <w:t xml:space="preserve"> </w:t>
+        </w:r>
+      </w:ins>
+      <w:ins w:id="63" w:author="PR Preview" w:date="2026-01-01T00:00:00Z">
+        <w:r>
+          <w:t xml:space="preserve">(also called the</w:t>
+        </w:r>
+      </w:ins>
+      <w:ins w:id="64" w:author="PR Preview" w:date="2026-01-01T00:00:00Z">
+        <w:r>
+          <w:t xml:space="preserve"> </w:t>
+        </w:r>
+      </w:ins>
+      <w:ins w:id="65" w:author="PR Preview" w:date="2026-01-01T00:00:00Z">
+        <w:r>
+          <w:rPr>
+            <w:b/>
+            <w:bCs/>
+          </w:rPr>
+          <w:t xml:space="preserve">full model</w:t>
+        </w:r>
+      </w:ins>
+      <w:ins w:id="66" w:author="PR Preview" w:date="2026-01-01T00:00:00Z">
+        <w:r>
+          <w:t xml:space="preserve"> </w:t>
+        </w:r>
+      </w:ins>
+      <w:ins w:id="67" w:author="PR Preview" w:date="2026-01-01T00:00:00Z">
+        <w:r>
+          <w:t xml:space="preserve">or</w:t>
+        </w:r>
+      </w:ins>
+      <w:ins w:id="68" w:author="PR Preview" w:date="2026-01-01T00:00:00Z">
+        <w:r>
+          <w:t xml:space="preserve"> </w:t>
+        </w:r>
+      </w:ins>
+      <w:ins w:id="69" w:author="PR Preview" w:date="2026-01-01T00:00:00Z">
+        <w:r>
+          <w:rPr>
+            <w:b/>
+            <w:bCs/>
+          </w:rPr>
+          <w:t xml:space="preserve">maximal model</w:t>
+        </w:r>
+      </w:ins>
+      <w:ins w:id="70" w:author="PR Preview" w:date="2026-01-01T00:00:00Z">
+        <w:r>
+          <w:t xml:space="preserve"> </w:t>
+        </w:r>
+      </w:ins>
+      <w:ins w:id="71" w:author="PR Preview" w:date="2026-01-01T00:00:00Z">
+        <w:r>
+          <w:t xml:space="preserve">[6, Sec. 5.5]</w:t>
+        </w:r>
+      </w:ins>
+      <w:ins w:id="72" w:author="PR Preview" w:date="2026-01-01T00:00:00Z">
+        <w:r>
+          <w:t xml:space="preserve">) for binary outcomes gives each pattern its own free event</w:t>
+        </w:r>
+      </w:ins>
+      <w:ins w:id="73" w:author="PR Preview" w:date="2026-01-01T00:00:00Z">
+        <w:r>
+          <w:t xml:space="preserve"> </w:t>
+        </w:r>
+      </w:ins>
+      <w:hyperlink r:id="rId39">
+        <w:ins w:id="74" w:author="PR Preview" w:date="2026-01-01T00:00:00Z">
+          <w:r>
+            <w:rPr>
+              <w:rStyle w:val="Hyperlink"/>
+            </w:rPr>
+            <w:t xml:space="preserve">probability</w:t>
+          </w:r>
+        </w:ins>
+      </w:hyperlink>
+      <w:ins w:id="75" w:author="PR Preview" w:date="2026-01-01T00:00:00Z">
+        <w:r>
+          <w:t xml:space="preserve">:</w:t>
+        </w:r>
+      </w:ins>
+    </w:p>
+    <w:p>
+      <w:pPr>
+        <w:pStyle w:val="BodyText"/>
+      </w:pPr>
+      <w:bookmarkStart w:id="40" w:name="eq-saturated-model"/>
       <w:r>
         <w:t xml:space="preserve">$$
     \Pr\mathopen{}\left(Y_i= 1 \mid \mathord{\smash[b]{\underset{\raise.3ex\hbox{$\scriptstyle\sim$}}{x}}\vphantom{x}}_i= \mathord{\smash[b]{\underset{\raise.3ex\hbox{$\scriptstyle\sim$}}{x}}\vphantom{x}}^{(k)}\right)\mathclose{} = \pi_k,
     \qquad k = 1, \dots, K,
      \qquad(4)$$</w:t>
       </w:r>
-      <w:bookmarkEnd w:id="38"/>
+      <w:bookmarkEnd w:id="40"/>
     </w:p>
     <w:p>
       <w:pPr>
@@ -5003,7 +5395,7 @@
         <w:t xml:space="preserve">.</w:t>
       </w:r>
     </w:p>
-    <w:bookmarkEnd w:id="39"/>
+    <w:bookmarkEnd w:id="41"/>
     <w:tbl>
       <w:tblPr>
         <w:tblStyle w:val="Table"/>
@@ -5044,18 +5436,18 @@
                 <wp:inline>
                   <wp:extent cx="152400" cy="152400"/>
                   <wp:effectExtent b="0" l="0" r="0" t="0"/>
-                  <wp:docPr descr="" title="" id="40" name="Picture"/>
+                  <wp:docPr descr="" title="" id="42" name="Picture"/>
                   <a:graphic>
                     <a:graphicData uri="http://schemas.openxmlformats.org/drawingml/2006/picture">
                       <pic:pic>
                         <pic:nvPicPr>
-                          <pic:cNvPr descr="/opt/quarto/share/formats/docx/note.png" id="41" name="Picture"/>
+                          <pic:cNvPr descr="/opt/quarto/share/formats/docx/note.png" id="43" name="Picture"/>
                           <pic:cNvPicPr>
                             <a:picLocks noChangeArrowheads="1" noChangeAspect="1"/>
                           </pic:cNvPicPr>
                         </pic:nvPicPr>
                         <pic:blipFill>
-                          <a:blip r:embed="rId16"/>
+                          <a:blip r:embed="rId17"/>
                           <a:stretch>
                             <a:fillRect/>
                           </a:stretch>
@@ -5152,7 +5544,7 @@
         </w:tc>
       </w:tr>
     </w:tbl>
-    <w:bookmarkStart w:id="42" w:name="thm-saturated-mle"/>
+    <w:bookmarkStart w:id="44" w:name="thm-saturated-mle"/>
     <w:p>
       <w:pPr>
         <w:pStyle w:val="BodyText"/>
@@ -5315,7 +5707,7 @@
         </m:oMath>
       </m:oMathPara>
     </w:p>
-    <w:bookmarkEnd w:id="42"/>
+    <w:bookmarkEnd w:id="44"/>
     <w:p>
       <w:pPr>
         <w:pStyle w:val="FirstParagraph"/>
@@ -5331,7 +5723,24 @@
         <w:t xml:space="preserve">. </w:t>
       </w:r>
       <w:r>
-        <w:t xml:space="preserve">Independence gives each pattern its own log-likelihood term, and the outcomes at pattern</w:t>
+        <w:t xml:space="preserve">Independence gives each pattern its own</w:t>
+      </w:r>
+      <w:r>
+        <w:t xml:space="preserve"> </w:t>
+      </w:r>
+      <w:hyperlink r:id="rId45">
+        <w:r>
+          <w:rPr>
+            <w:rStyle w:val="Hyperlink"/>
+          </w:rPr>
+          <w:t xml:space="preserve">log-likelihood</w:t>
+        </w:r>
+      </w:hyperlink>
+      <w:r>
+        <w:t xml:space="preserve"> </w:t>
+      </w:r>
+      <w:r>
+        <w:t xml:space="preserve">term, and the outcomes at pattern</w:t>
       </w:r>
       <w:r>
         <w:t xml:space="preserve"> </w:t>
@@ -6583,7 +6992,7 @@
         <w:t xml:space="preserve">.</w:t>
       </w:r>
     </w:p>
-    <w:bookmarkStart w:id="44" w:name="def-saturated-deviance"/>
+    <w:bookmarkStart w:id="47" w:name="def-saturated-deviance"/>
     <w:p>
       <w:pPr>
         <w:pStyle w:val="BodyText"/>
@@ -6686,16 +7095,16 @@
       <w:pPr>
         <w:pStyle w:val="BodyText"/>
       </w:pPr>
-      <w:bookmarkStart w:id="43" w:name="eq-saturated-deviance"/>
+      <w:bookmarkStart w:id="46" w:name="eq-saturated-deviance"/>
       <w:r>
         <w:t xml:space="preserve">$$
     D_{\mathrm{sat}}= 2 \mathopen{}\left(\ell_{\mathrm{sat}}- \ell\mathopen{}\left(\hat{\mathord{\smash[b]{\underset{\raise.3ex\hbox{$\scriptstyle\sim$}}{\beta}}\vphantom{\beta}}}\right)\mathclose{}\right)\mathclose{}.
      \qquad(5)$$</w:t>
       </w:r>
-      <w:bookmarkEnd w:id="43"/>
+      <w:bookmarkEnd w:id="46"/>
     </w:p>
-    <w:bookmarkEnd w:id="44"/>
-    <w:bookmarkStart w:id="46" w:name="thm-saturated-deviance"/>
+    <w:bookmarkEnd w:id="47"/>
+    <w:bookmarkStart w:id="49" w:name="thm-saturated-deviance"/>
     <w:p>
       <w:pPr>
         <w:pStyle w:val="FirstParagraph"/>
@@ -6762,7 +7171,7 @@
       <w:pPr>
         <w:pStyle w:val="BodyText"/>
       </w:pPr>
-      <w:bookmarkStart w:id="45" w:name="eq-saturated-deviance-grouped"/>
+      <w:bookmarkStart w:id="48" w:name="eq-saturated-deviance-grouped"/>
       <m:oMathPara>
         <m:oMathParaPr>
           <m:jc m:val="center"/>
@@ -7130,7 +7539,7 @@
           </m:r>
         </m:oMath>
       </m:oMathPara>
-      <w:bookmarkEnd w:id="45"/>
+      <w:bookmarkEnd w:id="48"/>
     </w:p>
     <w:p>
       <w:pPr>
@@ -7227,56 +7636,80 @@
         <w:t xml:space="preserve">in its zero-count part.</w:t>
       </w:r>
     </w:p>
-    <w:bookmarkEnd w:id="46"/>
+    <w:bookmarkEnd w:id="49"/>
     <w:p>
       <w:pPr>
         <w:pStyle w:val="BodyText"/>
       </w:pPr>
-      <w:r>
-        <w:rPr>
-          <w:i/>
-          <w:iCs/>
-        </w:rPr>
-        <w:t xml:space="preserve">Proof</w:t>
-      </w:r>
-      <w:r>
-        <w:t xml:space="preserve">. </w:t>
-      </w:r>
-      <w:r>
-        <w:t xml:space="preserve">Grouping the outcomes by pattern, the fitted model’s log-likelihood is</w:t>
-      </w:r>
-      <w:r>
-        <w:t xml:space="preserve"> </w:t>
-      </w:r>
-      <w:r>
-        <w:t xml:space="preserve">$\ell\mathopen{}\left(\hat{\mathord{\smash[b]{\underset{\raise.3ex\hbox{$\scriptstyle\sim$}}{\beta}}\vphantom{\beta}}}\right)\mathclose{} = \sum_{k=1}^{K}\mathopen{}\left\{s_k \ln \hat\pi_k + \mathopen{}\left(m_k - s_k\right)\mathclose{} \ln\mathopen{}\left(1 - \hat\pi_k\right)\mathclose{}\right\}\mathclose{}$</w:t>
-      </w:r>
-      <w:r>
-        <w:t xml:space="preserve">.</w:t>
-      </w:r>
-      <w:r>
-        <w:t xml:space="preserve"> </w:t>
-      </w:r>
-      <w:r>
-        <w:t xml:space="preserve">By</w:t>
-      </w:r>
-      <w:r>
-        <w:t xml:space="preserve"> </w:t>
-      </w:r>
+      <w:del w:id="76" w:author="PR Preview" w:date="2026-01-01T00:00:00Z">
+        <w:r>
+          <w:rPr>
+            <w:i/>
+            <w:iCs/>
+          </w:rPr>
+          <w:delText xml:space="preserve">Proof</w:delText>
+        </w:r>
+      </w:del>
+      <w:del w:id="77" w:author="PR Preview" w:date="2026-01-01T00:00:00Z">
+        <w:r>
+          <w:delText xml:space="preserve">. </w:delText>
+        </w:r>
+      </w:del>
+      <w:del w:id="78" w:author="PR Preview" w:date="2026-01-01T00:00:00Z">
+        <w:r>
+          <w:delText xml:space="preserve">Grouping the outcomes by pattern, the fitted model’s log-likelihood is</w:delText>
+        </w:r>
+      </w:del>
+      <w:del w:id="79" w:author="PR Preview" w:date="2026-01-01T00:00:00Z">
+        <w:r>
+          <w:delText xml:space="preserve"> </w:delText>
+        </w:r>
+      </w:del>
+      <w:del w:id="80" w:author="PR Preview" w:date="2026-01-01T00:00:00Z">
+        <w:r>
+          <w:delText xml:space="preserve">$\ell\mathopen{}\left(\hat{\mathord{\smash[b]{\underset{\raise.3ex\hbox{$\scriptstyle\sim$}}{\beta}}\vphantom{\beta}}}\right)\mathclose{} = \sum_{k=1}^{K}\mathopen{}\left\{s_k \ln \hat\pi_k + \mathopen{}\left(m_k - s_k\right)\mathclose{} \ln\mathopen{}\left(1 - \hat\pi_k\right)\mathclose{}\right\}\mathclose{}$</w:delText>
+        </w:r>
+      </w:del>
+      <w:del w:id="81" w:author="PR Preview" w:date="2026-01-01T00:00:00Z">
+        <w:r>
+          <w:delText xml:space="preserve">.</w:delText>
+        </w:r>
+      </w:del>
+      <w:del w:id="82" w:author="PR Preview" w:date="2026-01-01T00:00:00Z">
+        <w:r>
+          <w:delText xml:space="preserve"> </w:delText>
+        </w:r>
+      </w:del>
+      <w:del w:id="83" w:author="PR Preview" w:date="2026-01-01T00:00:00Z">
+        <w:r>
+          <w:delText xml:space="preserve">By</w:delText>
+        </w:r>
+      </w:del>
+      <w:del w:id="84" w:author="PR Preview" w:date="2026-01-01T00:00:00Z">
+        <w:r>
+          <w:delText xml:space="preserve"> </w:delText>
+        </w:r>
+      </w:del>
       <w:hyperlink w:anchor="thm-saturated-mle">
-        <w:r>
-          <w:rPr>
-            <w:rStyle w:val="Hyperlink"/>
-          </w:rPr>
-          <w:t xml:space="preserve">Theorem 2</w:t>
-        </w:r>
+        <w:del w:id="85" w:author="PR Preview" w:date="2026-01-01T00:00:00Z">
+          <w:r>
+            <w:rPr>
+              <w:rStyle w:val="Hyperlink"/>
+            </w:rPr>
+            <w:delText xml:space="preserve">Theorem 2</w:delText>
+          </w:r>
+        </w:del>
       </w:hyperlink>
-      <w:r>
-        <w:t xml:space="preserve">, the saturated log-likelihood is the same sum with</w:t>
-      </w:r>
-      <w:r>
-        <w:t xml:space="preserve"> </w:t>
-      </w:r>
+      <w:del w:id="86" w:author="PR Preview" w:date="2026-01-01T00:00:00Z">
+        <w:r>
+          <w:delText xml:space="preserve">, the saturated log-likelihood is the same sum with</w:delText>
+        </w:r>
+      </w:del>
+      <w:del w:id="87" w:author="PR Preview" w:date="2026-01-01T00:00:00Z">
+        <w:r>
+          <w:delText xml:space="preserve"> </w:delText>
+        </w:r>
+      </w:del>
       <m:oMath>
         <m:sSub>
           <m:e>
@@ -7298,15 +7731,21 @@
           </m:sub>
         </m:sSub>
       </m:oMath>
-      <w:r>
-        <w:t xml:space="preserve"> </w:t>
-      </w:r>
-      <w:r>
-        <w:t xml:space="preserve">replaced by</w:t>
-      </w:r>
-      <w:r>
-        <w:t xml:space="preserve"> </w:t>
-      </w:r>
+      <w:del w:id="88" w:author="PR Preview" w:date="2026-01-01T00:00:00Z">
+        <w:r>
+          <w:delText xml:space="preserve"> </w:delText>
+        </w:r>
+      </w:del>
+      <w:del w:id="89" w:author="PR Preview" w:date="2026-01-01T00:00:00Z">
+        <w:r>
+          <w:delText xml:space="preserve">replaced by</w:delText>
+        </w:r>
+      </w:del>
+      <w:del w:id="90" w:author="PR Preview" w:date="2026-01-01T00:00:00Z">
+        <w:r>
+          <w:delText xml:space="preserve"> </w:delText>
+        </w:r>
+      </w:del>
       <m:oMath>
         <m:sSub>
           <m:e>
@@ -7339,18 +7778,26 @@
           </m:sub>
         </m:sSub>
       </m:oMath>
-      <w:r>
-        <w:t xml:space="preserve">.</w:t>
-      </w:r>
-      <w:r>
-        <w:t xml:space="preserve"> </w:t>
-      </w:r>
-      <w:r>
-        <w:t xml:space="preserve">Subtracting the fitted from the saturated log-likelihood, term by term, replaces each</w:t>
-      </w:r>
-      <w:r>
-        <w:t xml:space="preserve"> </w:t>
-      </w:r>
+      <w:del w:id="91" w:author="PR Preview" w:date="2026-01-01T00:00:00Z">
+        <w:r>
+          <w:delText xml:space="preserve">.</w:delText>
+        </w:r>
+      </w:del>
+      <w:del w:id="92" w:author="PR Preview" w:date="2026-01-01T00:00:00Z">
+        <w:r>
+          <w:delText xml:space="preserve"> </w:delText>
+        </w:r>
+      </w:del>
+      <w:del w:id="93" w:author="PR Preview" w:date="2026-01-01T00:00:00Z">
+        <w:r>
+          <w:delText xml:space="preserve">Subtracting the fitted from the saturated log-likelihood, term by term, replaces each</w:delText>
+        </w:r>
+      </w:del>
+      <w:del w:id="94" w:author="PR Preview" w:date="2026-01-01T00:00:00Z">
+        <w:r>
+          <w:delText xml:space="preserve"> </w:delText>
+        </w:r>
+      </w:del>
       <m:oMath>
         <m:r>
           <m:rPr>
@@ -7436,15 +7883,21 @@
           </m:sub>
         </m:sSub>
       </m:oMath>
-      <w:r>
-        <w:t xml:space="preserve"> </w:t>
-      </w:r>
-      <w:r>
-        <w:t xml:space="preserve">by</w:t>
-      </w:r>
-      <w:r>
-        <w:t xml:space="preserve"> </w:t>
-      </w:r>
+      <w:del w:id="95" w:author="PR Preview" w:date="2026-01-01T00:00:00Z">
+        <w:r>
+          <w:delText xml:space="preserve"> </w:delText>
+        </w:r>
+      </w:del>
+      <w:del w:id="96" w:author="PR Preview" w:date="2026-01-01T00:00:00Z">
+        <w:r>
+          <w:delText xml:space="preserve">by</w:delText>
+        </w:r>
+      </w:del>
+      <w:del w:id="97" w:author="PR Preview" w:date="2026-01-01T00:00:00Z">
+        <w:r>
+          <w:delText xml:space="preserve"> </w:delText>
+        </w:r>
+      </w:del>
       <m:oMath>
         <m:r>
           <m:rPr>
@@ -7534,80 +7987,116 @@
           <m:t>​</m:t>
         </m:r>
       </m:oMath>
-      <w:r>
-        <w:t xml:space="preserve">, and likewise for the non-events.</w:t>
-      </w:r>
-      <w:r>
-        <w:t xml:space="preserve"> </w:t>
-      </w:r>
-      <w:r>
-        <w:t xml:space="preserve">Multiplying by</w:t>
-      </w:r>
-      <w:r>
-        <w:t xml:space="preserve"> </w:t>
-      </w:r>
+      <w:del w:id="98" w:author="PR Preview" w:date="2026-01-01T00:00:00Z">
+        <w:r>
+          <w:delText xml:space="preserve">, and likewise for the non-events.</w:delText>
+        </w:r>
+      </w:del>
+      <w:del w:id="99" w:author="PR Preview" w:date="2026-01-01T00:00:00Z">
+        <w:r>
+          <w:delText xml:space="preserve"> </w:delText>
+        </w:r>
+      </w:del>
+      <w:del w:id="100" w:author="PR Preview" w:date="2026-01-01T00:00:00Z">
+        <w:r>
+          <w:delText xml:space="preserve">Multiplying by</w:delText>
+        </w:r>
+      </w:del>
+      <w:del w:id="101" w:author="PR Preview" w:date="2026-01-01T00:00:00Z">
+        <w:r>
+          <w:delText xml:space="preserve"> </w:delText>
+        </w:r>
+      </w:del>
       <m:oMath>
         <m:r>
           <m:t>2</m:t>
         </m:r>
       </m:oMath>
-      <w:r>
-        <w:t xml:space="preserve">, as</w:t>
-      </w:r>
-      <w:r>
-        <w:t xml:space="preserve"> </w:t>
-      </w:r>
+      <w:del w:id="102" w:author="PR Preview" w:date="2026-01-01T00:00:00Z">
+        <w:r>
+          <w:delText xml:space="preserve">, as</w:delText>
+        </w:r>
+      </w:del>
+      <w:del w:id="103" w:author="PR Preview" w:date="2026-01-01T00:00:00Z">
+        <w:r>
+          <w:delText xml:space="preserve"> </w:delText>
+        </w:r>
+      </w:del>
       <w:hyperlink w:anchor="eq-saturated-deviance">
-        <w:r>
-          <w:rPr>
-            <w:rStyle w:val="Hyperlink"/>
-          </w:rPr>
-          <w:t xml:space="preserve">Equation 5</w:t>
-        </w:r>
+        <w:del w:id="104" w:author="PR Preview" w:date="2026-01-01T00:00:00Z">
+          <w:r>
+            <w:rPr>
+              <w:rStyle w:val="Hyperlink"/>
+            </w:rPr>
+            <w:delText xml:space="preserve">Equation 5</w:delText>
+          </w:r>
+        </w:del>
       </w:hyperlink>
-      <w:r>
-        <w:t xml:space="preserve"> </w:t>
-      </w:r>
-      <w:r>
-        <w:t xml:space="preserve">does, gives</w:t>
-      </w:r>
-      <w:r>
-        <w:t xml:space="preserve"> </w:t>
-      </w:r>
+      <w:del w:id="105" w:author="PR Preview" w:date="2026-01-01T00:00:00Z">
+        <w:r>
+          <w:delText xml:space="preserve"> </w:delText>
+        </w:r>
+      </w:del>
+      <w:del w:id="106" w:author="PR Preview" w:date="2026-01-01T00:00:00Z">
+        <w:r>
+          <w:delText xml:space="preserve">does, gives</w:delText>
+        </w:r>
+      </w:del>
+      <w:del w:id="107" w:author="PR Preview" w:date="2026-01-01T00:00:00Z">
+        <w:r>
+          <w:delText xml:space="preserve"> </w:delText>
+        </w:r>
+      </w:del>
       <w:hyperlink w:anchor="eq-saturated-deviance-grouped">
-        <w:r>
-          <w:rPr>
-            <w:rStyle w:val="Hyperlink"/>
-          </w:rPr>
-          <w:t xml:space="preserve">Equation 6</w:t>
-        </w:r>
+        <w:del w:id="108" w:author="PR Preview" w:date="2026-01-01T00:00:00Z">
+          <w:r>
+            <w:rPr>
+              <w:rStyle w:val="Hyperlink"/>
+            </w:rPr>
+            <w:delText xml:space="preserve">Equation 6</w:delText>
+          </w:r>
+        </w:del>
       </w:hyperlink>
-      <w:r>
-        <w:t xml:space="preserve">.</w:t>
-      </w:r>
-      <w:r>
-        <w:t xml:space="preserve"> </w:t>
-      </w:r>
-      <w:r>
-        <w:t xml:space="preserve">A count of</w:t>
-      </w:r>
-      <w:r>
-        <w:t xml:space="preserve"> </w:t>
-      </w:r>
+      <w:del w:id="109" w:author="PR Preview" w:date="2026-01-01T00:00:00Z">
+        <w:r>
+          <w:delText xml:space="preserve">.</w:delText>
+        </w:r>
+      </w:del>
+      <w:del w:id="110" w:author="PR Preview" w:date="2026-01-01T00:00:00Z">
+        <w:r>
+          <w:delText xml:space="preserve"> </w:delText>
+        </w:r>
+      </w:del>
+      <w:del w:id="111" w:author="PR Preview" w:date="2026-01-01T00:00:00Z">
+        <w:r>
+          <w:delText xml:space="preserve">A count of</w:delText>
+        </w:r>
+      </w:del>
+      <w:del w:id="112" w:author="PR Preview" w:date="2026-01-01T00:00:00Z">
+        <w:r>
+          <w:delText xml:space="preserve"> </w:delText>
+        </w:r>
+      </w:del>
       <m:oMath>
         <m:r>
           <m:t>0</m:t>
         </m:r>
       </m:oMath>
-      <w:r>
-        <w:t xml:space="preserve"> </w:t>
-      </w:r>
-      <w:r>
-        <w:t xml:space="preserve">times</w:t>
-      </w:r>
-      <w:r>
-        <w:t xml:space="preserve"> </w:t>
-      </w:r>
+      <w:del w:id="113" w:author="PR Preview" w:date="2026-01-01T00:00:00Z">
+        <w:r>
+          <w:delText xml:space="preserve"> </w:delText>
+        </w:r>
+      </w:del>
+      <w:del w:id="114" w:author="PR Preview" w:date="2026-01-01T00:00:00Z">
+        <w:r>
+          <w:delText xml:space="preserve">times</w:delText>
+        </w:r>
+      </w:del>
+      <w:del w:id="115" w:author="PR Preview" w:date="2026-01-01T00:00:00Z">
+        <w:r>
+          <w:delText xml:space="preserve"> </w:delText>
+        </w:r>
+      </w:del>
       <m:oMath>
         <m:r>
           <m:rPr>
@@ -7619,23 +8108,573 @@
           <m:t>0</m:t>
         </m:r>
       </m:oMath>
-      <w:r>
-        <w:t xml:space="preserve"> </w:t>
-      </w:r>
-      <w:r>
-        <w:t xml:space="preserve">is taken as</w:t>
-      </w:r>
-      <w:r>
-        <w:t xml:space="preserve"> </w:t>
-      </w:r>
+      <w:del w:id="116" w:author="PR Preview" w:date="2026-01-01T00:00:00Z">
+        <w:r>
+          <w:delText xml:space="preserve"> </w:delText>
+        </w:r>
+      </w:del>
+      <w:del w:id="117" w:author="PR Preview" w:date="2026-01-01T00:00:00Z">
+        <w:r>
+          <w:delText xml:space="preserve">is taken as</w:delText>
+        </w:r>
+      </w:del>
+      <w:del w:id="118" w:author="PR Preview" w:date="2026-01-01T00:00:00Z">
+        <w:r>
+          <w:delText xml:space="preserve"> </w:delText>
+        </w:r>
+      </w:del>
       <m:oMath>
         <m:r>
           <m:t>0</m:t>
         </m:r>
       </m:oMath>
-      <w:r>
-        <w:t xml:space="preserve">, its limit.</w:t>
-      </w:r>
+      <w:del w:id="119" w:author="PR Preview" w:date="2026-01-01T00:00:00Z">
+        <w:r>
+          <w:delText xml:space="preserve">, its limit.</w:delText>
+        </w:r>
+      </w:del>
+    </w:p>
+    <w:p>
+      <w:pPr>
+        <w:pStyle w:val="BodyText"/>
+      </w:pPr>
+      <w:ins w:id="120" w:author="PR Preview" w:date="2026-01-01T00:00:00Z">
+        <w:r>
+          <w:rPr>
+            <w:i/>
+            <w:iCs/>
+          </w:rPr>
+          <w:t xml:space="preserve">Proof</w:t>
+        </w:r>
+      </w:ins>
+      <w:ins w:id="121" w:author="PR Preview" w:date="2026-01-01T00:00:00Z">
+        <w:r>
+          <w:t xml:space="preserve">. </w:t>
+        </w:r>
+      </w:ins>
+      <w:ins w:id="122" w:author="PR Preview" w:date="2026-01-01T00:00:00Z">
+        <w:r>
+          <w:t xml:space="preserve">Grouping the outcomes by pattern, the</w:t>
+        </w:r>
+      </w:ins>
+      <w:ins w:id="123" w:author="PR Preview" w:date="2026-01-01T00:00:00Z">
+        <w:r>
+          <w:t xml:space="preserve"> </w:t>
+        </w:r>
+      </w:ins>
+      <w:hyperlink r:id="rId50">
+        <w:ins w:id="124" w:author="PR Preview" w:date="2026-01-01T00:00:00Z">
+          <w:r>
+            <w:rPr>
+              <w:rStyle w:val="Hyperlink"/>
+            </w:rPr>
+            <w:t xml:space="preserve">fitted model</w:t>
+          </w:r>
+        </w:ins>
+      </w:hyperlink>
+      <w:ins w:id="125" w:author="PR Preview" w:date="2026-01-01T00:00:00Z">
+        <w:r>
+          <w:t xml:space="preserve">’s</w:t>
+        </w:r>
+      </w:ins>
+      <w:ins w:id="126" w:author="PR Preview" w:date="2026-01-01T00:00:00Z">
+        <w:r>
+          <w:t xml:space="preserve"> </w:t>
+        </w:r>
+      </w:ins>
+      <w:hyperlink r:id="rId45">
+        <w:ins w:id="127" w:author="PR Preview" w:date="2026-01-01T00:00:00Z">
+          <w:r>
+            <w:rPr>
+              <w:rStyle w:val="Hyperlink"/>
+            </w:rPr>
+            <w:t xml:space="preserve">log-likelihood</w:t>
+          </w:r>
+        </w:ins>
+      </w:hyperlink>
+      <w:ins w:id="128" w:author="PR Preview" w:date="2026-01-01T00:00:00Z">
+        <w:r>
+          <w:t xml:space="preserve"> </w:t>
+        </w:r>
+      </w:ins>
+      <w:ins w:id="129" w:author="PR Preview" w:date="2026-01-01T00:00:00Z">
+        <w:r>
+          <w:t xml:space="preserve">is</w:t>
+        </w:r>
+      </w:ins>
+      <w:ins w:id="130" w:author="PR Preview" w:date="2026-01-01T00:00:00Z">
+        <w:r>
+          <w:t xml:space="preserve"> </w:t>
+        </w:r>
+      </w:ins>
+      <w:ins w:id="131" w:author="PR Preview" w:date="2026-01-01T00:00:00Z">
+        <w:r>
+          <w:t xml:space="preserve">$\ell\mathopen{}\left(\hat{\mathord{\smash[b]{\underset{\raise.3ex\hbox{$\scriptstyle\sim$}}{\beta}}\vphantom{\beta}}}\right)\mathclose{} = \sum_{k=1}^{K}\mathopen{}\left\{s_k \ln \hat\pi_k + \mathopen{}\left(m_k - s_k\right)\mathclose{} {\ln\mathopen{}\left(1 - \hat\pi_k\right)\mathclose{}}\right\}\mathclose{}$</w:t>
+        </w:r>
+      </w:ins>
+      <w:ins w:id="132" w:author="PR Preview" w:date="2026-01-01T00:00:00Z">
+        <w:r>
+          <w:t xml:space="preserve">.</w:t>
+        </w:r>
+      </w:ins>
+      <w:ins w:id="133" w:author="PR Preview" w:date="2026-01-01T00:00:00Z">
+        <w:r>
+          <w:t xml:space="preserve"> </w:t>
+        </w:r>
+      </w:ins>
+      <w:ins w:id="134" w:author="PR Preview" w:date="2026-01-01T00:00:00Z">
+        <w:r>
+          <w:t xml:space="preserve">By</w:t>
+        </w:r>
+      </w:ins>
+      <w:ins w:id="135" w:author="PR Preview" w:date="2026-01-01T00:00:00Z">
+        <w:r>
+          <w:t xml:space="preserve"> </w:t>
+        </w:r>
+      </w:ins>
+      <w:hyperlink w:anchor="thm-saturated-mle">
+        <w:ins w:id="136" w:author="PR Preview" w:date="2026-01-01T00:00:00Z">
+          <w:r>
+            <w:rPr>
+              <w:rStyle w:val="Hyperlink"/>
+            </w:rPr>
+            <w:t xml:space="preserve">Theorem 2</w:t>
+          </w:r>
+        </w:ins>
+      </w:hyperlink>
+      <w:ins w:id="137" w:author="PR Preview" w:date="2026-01-01T00:00:00Z">
+        <w:r>
+          <w:t xml:space="preserve">, the saturated log-likelihood is the same sum with</w:t>
+        </w:r>
+      </w:ins>
+      <w:ins w:id="138" w:author="PR Preview" w:date="2026-01-01T00:00:00Z">
+        <w:r>
+          <w:t xml:space="preserve"> </w:t>
+        </w:r>
+      </w:ins>
+      <m:oMath>
+        <m:sSub>
+          <m:e>
+            <m:acc>
+              <m:accPr>
+                <m:chr m:val="̂"/>
+              </m:accPr>
+              <m:e>
+                <m:r>
+                  <m:t>π</m:t>
+                </m:r>
+              </m:e>
+            </m:acc>
+          </m:e>
+          <m:sub>
+            <m:r>
+              <m:t>k</m:t>
+            </m:r>
+          </m:sub>
+        </m:sSub>
+      </m:oMath>
+      <w:ins w:id="139" w:author="PR Preview" w:date="2026-01-01T00:00:00Z">
+        <w:r>
+          <w:t xml:space="preserve"> </w:t>
+        </w:r>
+      </w:ins>
+      <w:ins w:id="140" w:author="PR Preview" w:date="2026-01-01T00:00:00Z">
+        <w:r>
+          <w:t xml:space="preserve">replaced by</w:t>
+        </w:r>
+      </w:ins>
+      <w:ins w:id="141" w:author="PR Preview" w:date="2026-01-01T00:00:00Z">
+        <w:r>
+          <w:t xml:space="preserve"> </w:t>
+        </w:r>
+      </w:ins>
+      <m:oMath>
+        <m:sSub>
+          <m:e>
+            <m:r>
+              <m:t>s</m:t>
+            </m:r>
+          </m:e>
+          <m:sub>
+            <m:r>
+              <m:t>k</m:t>
+            </m:r>
+          </m:sub>
+        </m:sSub>
+        <m:r>
+          <m:rPr>
+            <m:sty m:val="p"/>
+          </m:rPr>
+          <m:t>/</m:t>
+        </m:r>
+        <m:sSub>
+          <m:e>
+            <m:r>
+              <m:t>m</m:t>
+            </m:r>
+          </m:e>
+          <m:sub>
+            <m:r>
+              <m:t>k</m:t>
+            </m:r>
+          </m:sub>
+        </m:sSub>
+      </m:oMath>
+      <w:ins w:id="142" w:author="PR Preview" w:date="2026-01-01T00:00:00Z">
+        <w:r>
+          <w:t xml:space="preserve">.</w:t>
+        </w:r>
+      </w:ins>
+      <w:ins w:id="143" w:author="PR Preview" w:date="2026-01-01T00:00:00Z">
+        <w:r>
+          <w:t xml:space="preserve"> </w:t>
+        </w:r>
+      </w:ins>
+      <w:ins w:id="144" w:author="PR Preview" w:date="2026-01-01T00:00:00Z">
+        <w:r>
+          <w:t xml:space="preserve">Subtracting the fitted from the saturated log-likelihood, term by term, replaces each</w:t>
+        </w:r>
+      </w:ins>
+      <w:ins w:id="145" w:author="PR Preview" w:date="2026-01-01T00:00:00Z">
+        <w:r>
+          <w:t xml:space="preserve"> </w:t>
+        </w:r>
+      </w:ins>
+      <m:oMath>
+        <m:r>
+          <m:rPr>
+            <m:sty m:val="p"/>
+          </m:rPr>
+          <m:t>ln</m:t>
+        </m:r>
+        <m:r>
+          <m:t>​</m:t>
+        </m:r>
+        <m:d>
+          <m:dPr>
+            <m:begChr m:val="("/>
+            <m:sepChr m:val=""/>
+            <m:endChr m:val=")"/>
+            <m:grow/>
+          </m:dPr>
+          <m:e>
+            <m:sSub>
+              <m:e>
+                <m:r>
+                  <m:t>s</m:t>
+                </m:r>
+              </m:e>
+              <m:sub>
+                <m:r>
+                  <m:t>k</m:t>
+                </m:r>
+              </m:sub>
+            </m:sSub>
+            <m:r>
+              <m:rPr>
+                <m:sty m:val="p"/>
+              </m:rPr>
+              <m:t>/</m:t>
+            </m:r>
+            <m:sSub>
+              <m:e>
+                <m:r>
+                  <m:t>m</m:t>
+                </m:r>
+              </m:e>
+              <m:sub>
+                <m:r>
+                  <m:t>k</m:t>
+                </m:r>
+              </m:sub>
+            </m:sSub>
+          </m:e>
+        </m:d>
+        <m:r>
+          <m:t>​</m:t>
+        </m:r>
+        <m:r>
+          <m:rPr>
+            <m:sty m:val="p"/>
+          </m:rPr>
+          <m:t>−</m:t>
+        </m:r>
+        <m:r>
+          <m:rPr>
+            <m:sty m:val="p"/>
+          </m:rPr>
+          <m:t>ln</m:t>
+        </m:r>
+        <m:sSub>
+          <m:e>
+            <m:acc>
+              <m:accPr>
+                <m:chr m:val="̂"/>
+              </m:accPr>
+              <m:e>
+                <m:r>
+                  <m:t>π</m:t>
+                </m:r>
+              </m:e>
+            </m:acc>
+          </m:e>
+          <m:sub>
+            <m:r>
+              <m:t>k</m:t>
+            </m:r>
+          </m:sub>
+        </m:sSub>
+      </m:oMath>
+      <w:ins w:id="146" w:author="PR Preview" w:date="2026-01-01T00:00:00Z">
+        <w:r>
+          <w:t xml:space="preserve"> </w:t>
+        </w:r>
+      </w:ins>
+      <w:ins w:id="147" w:author="PR Preview" w:date="2026-01-01T00:00:00Z">
+        <w:r>
+          <w:t xml:space="preserve">by</w:t>
+        </w:r>
+      </w:ins>
+      <w:ins w:id="148" w:author="PR Preview" w:date="2026-01-01T00:00:00Z">
+        <w:r>
+          <w:t xml:space="preserve"> </w:t>
+        </w:r>
+      </w:ins>
+      <m:oMath>
+        <m:r>
+          <m:rPr>
+            <m:sty m:val="p"/>
+          </m:rPr>
+          <m:t>ln</m:t>
+        </m:r>
+        <m:r>
+          <m:t>​</m:t>
+        </m:r>
+        <m:d>
+          <m:dPr>
+            <m:begChr m:val="("/>
+            <m:sepChr m:val=""/>
+            <m:endChr m:val=")"/>
+            <m:grow/>
+          </m:dPr>
+          <m:e>
+            <m:sSub>
+              <m:e>
+                <m:r>
+                  <m:t>s</m:t>
+                </m:r>
+              </m:e>
+              <m:sub>
+                <m:r>
+                  <m:t>k</m:t>
+                </m:r>
+              </m:sub>
+            </m:sSub>
+            <m:r>
+              <m:rPr>
+                <m:sty m:val="p"/>
+              </m:rPr>
+              <m:t>/</m:t>
+            </m:r>
+            <m:r>
+              <m:t>​</m:t>
+            </m:r>
+            <m:d>
+              <m:dPr>
+                <m:begChr m:val="("/>
+                <m:sepChr m:val=""/>
+                <m:endChr m:val=")"/>
+                <m:grow/>
+              </m:dPr>
+              <m:e>
+                <m:sSub>
+                  <m:e>
+                    <m:r>
+                      <m:t>m</m:t>
+                    </m:r>
+                  </m:e>
+                  <m:sub>
+                    <m:r>
+                      <m:t>k</m:t>
+                    </m:r>
+                  </m:sub>
+                </m:sSub>
+                <m:sSub>
+                  <m:e>
+                    <m:acc>
+                      <m:accPr>
+                        <m:chr m:val="̂"/>
+                      </m:accPr>
+                      <m:e>
+                        <m:r>
+                          <m:t>π</m:t>
+                        </m:r>
+                      </m:e>
+                    </m:acc>
+                  </m:e>
+                  <m:sub>
+                    <m:r>
+                      <m:t>k</m:t>
+                    </m:r>
+                  </m:sub>
+                </m:sSub>
+              </m:e>
+            </m:d>
+            <m:r>
+              <m:t>​</m:t>
+            </m:r>
+          </m:e>
+        </m:d>
+        <m:r>
+          <m:t>​</m:t>
+        </m:r>
+      </m:oMath>
+      <w:ins w:id="149" w:author="PR Preview" w:date="2026-01-01T00:00:00Z">
+        <w:r>
+          <w:t xml:space="preserve">, and likewise for the non-events.</w:t>
+        </w:r>
+      </w:ins>
+      <w:ins w:id="150" w:author="PR Preview" w:date="2026-01-01T00:00:00Z">
+        <w:r>
+          <w:t xml:space="preserve"> </w:t>
+        </w:r>
+      </w:ins>
+      <w:ins w:id="151" w:author="PR Preview" w:date="2026-01-01T00:00:00Z">
+        <w:r>
+          <w:t xml:space="preserve">Multiplying by</w:t>
+        </w:r>
+      </w:ins>
+      <w:ins w:id="152" w:author="PR Preview" w:date="2026-01-01T00:00:00Z">
+        <w:r>
+          <w:t xml:space="preserve"> </w:t>
+        </w:r>
+      </w:ins>
+      <m:oMath>
+        <m:r>
+          <m:t>2</m:t>
+        </m:r>
+      </m:oMath>
+      <w:ins w:id="153" w:author="PR Preview" w:date="2026-01-01T00:00:00Z">
+        <w:r>
+          <w:t xml:space="preserve">, as</w:t>
+        </w:r>
+      </w:ins>
+      <w:ins w:id="154" w:author="PR Preview" w:date="2026-01-01T00:00:00Z">
+        <w:r>
+          <w:t xml:space="preserve"> </w:t>
+        </w:r>
+      </w:ins>
+      <w:hyperlink w:anchor="eq-saturated-deviance">
+        <w:ins w:id="155" w:author="PR Preview" w:date="2026-01-01T00:00:00Z">
+          <w:r>
+            <w:rPr>
+              <w:rStyle w:val="Hyperlink"/>
+            </w:rPr>
+            <w:t xml:space="preserve">Equation 5</w:t>
+          </w:r>
+        </w:ins>
+      </w:hyperlink>
+      <w:ins w:id="156" w:author="PR Preview" w:date="2026-01-01T00:00:00Z">
+        <w:r>
+          <w:t xml:space="preserve"> </w:t>
+        </w:r>
+      </w:ins>
+      <w:ins w:id="157" w:author="PR Preview" w:date="2026-01-01T00:00:00Z">
+        <w:r>
+          <w:t xml:space="preserve">does, gives</w:t>
+        </w:r>
+      </w:ins>
+      <w:ins w:id="158" w:author="PR Preview" w:date="2026-01-01T00:00:00Z">
+        <w:r>
+          <w:t xml:space="preserve"> </w:t>
+        </w:r>
+      </w:ins>
+      <w:hyperlink w:anchor="eq-saturated-deviance-grouped">
+        <w:ins w:id="159" w:author="PR Preview" w:date="2026-01-01T00:00:00Z">
+          <w:r>
+            <w:rPr>
+              <w:rStyle w:val="Hyperlink"/>
+            </w:rPr>
+            <w:t xml:space="preserve">Equation 6</w:t>
+          </w:r>
+        </w:ins>
+      </w:hyperlink>
+      <w:ins w:id="160" w:author="PR Preview" w:date="2026-01-01T00:00:00Z">
+        <w:r>
+          <w:t xml:space="preserve">.</w:t>
+        </w:r>
+      </w:ins>
+      <w:ins w:id="161" w:author="PR Preview" w:date="2026-01-01T00:00:00Z">
+        <w:r>
+          <w:t xml:space="preserve"> </w:t>
+        </w:r>
+      </w:ins>
+      <w:ins w:id="162" w:author="PR Preview" w:date="2026-01-01T00:00:00Z">
+        <w:r>
+          <w:t xml:space="preserve">A count of</w:t>
+        </w:r>
+      </w:ins>
+      <w:ins w:id="163" w:author="PR Preview" w:date="2026-01-01T00:00:00Z">
+        <w:r>
+          <w:t xml:space="preserve"> </w:t>
+        </w:r>
+      </w:ins>
+      <m:oMath>
+        <m:r>
+          <m:t>0</m:t>
+        </m:r>
+      </m:oMath>
+      <w:ins w:id="164" w:author="PR Preview" w:date="2026-01-01T00:00:00Z">
+        <w:r>
+          <w:t xml:space="preserve"> </w:t>
+        </w:r>
+      </w:ins>
+      <w:ins w:id="165" w:author="PR Preview" w:date="2026-01-01T00:00:00Z">
+        <w:r>
+          <w:t xml:space="preserve">times</w:t>
+        </w:r>
+      </w:ins>
+      <w:ins w:id="166" w:author="PR Preview" w:date="2026-01-01T00:00:00Z">
+        <w:r>
+          <w:t xml:space="preserve"> </w:t>
+        </w:r>
+      </w:ins>
+      <m:oMath>
+        <m:r>
+          <m:rPr>
+            <m:sty m:val="p"/>
+          </m:rPr>
+          <m:t>ln</m:t>
+        </m:r>
+        <m:r>
+          <m:t>0</m:t>
+        </m:r>
+      </m:oMath>
+      <w:ins w:id="167" w:author="PR Preview" w:date="2026-01-01T00:00:00Z">
+        <w:r>
+          <w:t xml:space="preserve"> </w:t>
+        </w:r>
+      </w:ins>
+      <w:ins w:id="168" w:author="PR Preview" w:date="2026-01-01T00:00:00Z">
+        <w:r>
+          <w:t xml:space="preserve">is taken as</w:t>
+        </w:r>
+      </w:ins>
+      <w:ins w:id="169" w:author="PR Preview" w:date="2026-01-01T00:00:00Z">
+        <w:r>
+          <w:t xml:space="preserve"> </w:t>
+        </w:r>
+      </w:ins>
+      <m:oMath>
+        <m:r>
+          <m:t>0</m:t>
+        </m:r>
+      </m:oMath>
+      <w:ins w:id="170" w:author="PR Preview" w:date="2026-01-01T00:00:00Z">
+        <w:r>
+          <w:t xml:space="preserve">, its limit.</w:t>
+        </w:r>
+      </w:ins>
     </w:p>
     <w:tbl>
       <w:tblPr>
@@ -7677,18 +8716,18 @@
                 <wp:inline>
                   <wp:extent cx="152400" cy="152400"/>
                   <wp:effectExtent b="0" l="0" r="0" t="0"/>
-                  <wp:docPr descr="" title="" id="47" name="Picture"/>
+                  <wp:docPr descr="" title="" id="51" name="Picture"/>
                   <a:graphic>
                     <a:graphicData uri="http://schemas.openxmlformats.org/drawingml/2006/picture">
                       <pic:pic>
                         <pic:nvPicPr>
-                          <pic:cNvPr descr="/opt/quarto/share/formats/docx/note.png" id="48" name="Picture"/>
+                          <pic:cNvPr descr="/opt/quarto/share/formats/docx/note.png" id="52" name="Picture"/>
                           <pic:cNvPicPr>
                             <a:picLocks noChangeArrowheads="1" noChangeAspect="1"/>
                           </pic:cNvPicPr>
                         </pic:nvPicPr>
                         <pic:blipFill>
-                          <a:blip r:embed="rId16"/>
+                          <a:blip r:embed="rId17"/>
                           <a:stretch>
                             <a:fillRect/>
                           </a:stretch>
@@ -7797,7 +8836,7 @@
         </w:tc>
       </w:tr>
     </w:tbl>
-    <w:bookmarkStart w:id="49" w:name="cor-deviance-shift"/>
+    <w:bookmarkStart w:id="53" w:name="cor-deviance-shift"/>
     <w:p>
       <w:pPr>
         <w:pStyle w:val="BodyText"/>
@@ -7940,7 +8979,7 @@
         </m:oMath>
       </m:oMathPara>
     </w:p>
-    <w:bookmarkEnd w:id="49"/>
+    <w:bookmarkEnd w:id="53"/>
     <w:p>
       <w:pPr>
         <w:pStyle w:val="FirstParagraph"/>
@@ -8170,7 +9209,7 @@
         <w:t xml:space="preserve">from both sides gives the claim.</w:t>
       </w:r>
     </w:p>
-    <w:bookmarkStart w:id="50" w:name="rem-deviance-shift"/>
+    <w:bookmarkStart w:id="54" w:name="rem-deviance-shift"/>
     <w:p>
       <w:pPr>
         <w:pStyle w:val="BodyText"/>
@@ -8410,8 +9449,8 @@
         <w:t xml:space="preserve">.</w:t>
       </w:r>
     </w:p>
-    <w:bookmarkEnd w:id="50"/>
-    <w:bookmarkStart w:id="51" w:name="exm-saturated-deviance"/>
+    <w:bookmarkEnd w:id="54"/>
+    <w:bookmarkStart w:id="55" w:name="exm-saturated-deviance"/>
     <w:p>
       <w:pPr>
         <w:pStyle w:val="BodyText"/>
@@ -9436,8 +10475,8 @@
         <w:t xml:space="preserve">on the individual babies.</w:t>
       </w:r>
     </w:p>
-    <w:bookmarkEnd w:id="51"/>
-    <w:bookmarkStart w:id="52" w:name="exm-deviance-shift"/>
+    <w:bookmarkEnd w:id="55"/>
+    <w:bookmarkStart w:id="56" w:name="exm-deviance-shift"/>
     <w:p>
       <w:pPr>
         <w:pStyle w:val="BodyText"/>
@@ -10165,9 +11204,9 @@
         <w:t xml:space="preserve">#&gt;            216.818            216.818</w:t>
       </w:r>
     </w:p>
-    <w:bookmarkEnd w:id="52"/>
-    <w:bookmarkEnd w:id="53"/>
-    <w:bookmarkStart w:id="62" w:name="X840099c27253be6d59b8623dccfe2e383b0f72c"/>
+    <w:bookmarkEnd w:id="56"/>
+    <w:bookmarkEnd w:id="57"/>
+    <w:bookmarkStart w:id="66" w:name="X840099c27253be6d59b8623dccfe2e383b0f72c"/>
     <w:p>
       <w:pPr>
         <w:pStyle w:val="Heading2"/>
@@ -10176,7 +11215,7 @@
         <w:t xml:space="preserve">4 Confidence intervals for the coefficients</w:t>
       </w:r>
     </w:p>
-    <w:bookmarkStart w:id="55" w:name="thm-logistic-mle-distribution"/>
+    <w:bookmarkStart w:id="59" w:name="thm-logistic-mle-distribution"/>
     <w:p>
       <w:pPr>
         <w:pStyle w:val="FirstParagraph"/>
@@ -10325,15 +11364,15 @@
       <w:pPr>
         <w:pStyle w:val="BodyText"/>
       </w:pPr>
-      <w:bookmarkStart w:id="54" w:name="eq-logistic-mle-distribution"/>
+      <w:bookmarkStart w:id="58" w:name="eq-logistic-mle-distribution"/>
       <w:r>
         <w:t xml:space="preserve">$$
     \hat{\mathord{\smash[b]{\underset{\raise.3ex\hbox{$\scriptstyle\sim$}}{\beta}}\vphantom{\beta}}}\approx \operatorname{N}\mathopen{}\left(\mathord{\smash[b]{\underset{\raise.3ex\hbox{$\scriptstyle\sim$}}{\beta}}\vphantom{\beta}}, {\mathopen{}\left({X}^{\top} W X\right)\mathclose{}}^{-1}\right)\mathclose{}.
      \qquad(7)$$</w:t>
       </w:r>
-      <w:bookmarkEnd w:id="54"/>
+      <w:bookmarkEnd w:id="58"/>
     </w:p>
-    <w:bookmarkEnd w:id="55"/>
+    <w:bookmarkEnd w:id="59"/>
     <w:p>
       <w:pPr>
         <w:pStyle w:val="FirstParagraph"/>
@@ -10445,7 +11484,7 @@
       <w:r>
         <w:t xml:space="preserve"> </w:t>
       </w:r>
-      <w:hyperlink r:id="rId56">
+      <w:hyperlink r:id="rId60">
         <w:r>
           <w:rPr>
             <w:rStyle w:val="Hyperlink"/>
@@ -10490,7 +11529,7 @@
         <w:t xml:space="preserve">give.</w:t>
       </w:r>
     </w:p>
-    <w:bookmarkStart w:id="58" w:name="cor-logistic-wald"/>
+    <w:bookmarkStart w:id="62" w:name="cor-logistic-wald"/>
     <w:p>
       <w:pPr>
         <w:pStyle w:val="BodyText"/>
@@ -10767,7 +11806,7 @@
       <w:r>
         <w:t xml:space="preserve"> </w:t>
       </w:r>
-      <w:hyperlink r:id="rId57">
+      <w:hyperlink r:id="rId61">
         <w:r>
           <w:rPr>
             <w:rStyle w:val="Hyperlink"/>
@@ -10945,8 +11984,8 @@
         </m:oMath>
       </m:oMathPara>
     </w:p>
-    <w:bookmarkEnd w:id="58"/>
-    <w:bookmarkStart w:id="59" w:name="exm-logistic-wald"/>
+    <w:bookmarkEnd w:id="62"/>
+    <w:bookmarkStart w:id="63" w:name="exm-logistic-wald"/>
     <w:p>
       <w:pPr>
         <w:pStyle w:val="FirstParagraph"/>
@@ -11598,8 +12637,8 @@
         <w:t xml:space="preserve">.</w:t>
       </w:r>
     </w:p>
-    <w:bookmarkEnd w:id="59"/>
-    <w:bookmarkStart w:id="60" w:name="cor-logistic-odds-interval"/>
+    <w:bookmarkEnd w:id="63"/>
+    <w:bookmarkStart w:id="64" w:name="cor-logistic-odds-interval"/>
     <w:p>
       <w:pPr>
         <w:pStyle w:val="BodyText"/>
@@ -11820,7 +12859,7 @@
         <w:t xml:space="preserve">.</w:t>
       </w:r>
     </w:p>
-    <w:bookmarkEnd w:id="60"/>
+    <w:bookmarkEnd w:id="64"/>
     <w:p>
       <w:pPr>
         <w:pStyle w:val="BodyText"/>
@@ -11945,7 +12984,7 @@
         <w:t xml:space="preserve">.</w:t>
       </w:r>
     </w:p>
-    <w:bookmarkStart w:id="61" w:name="exm-logistic-odds-interval"/>
+    <w:bookmarkStart w:id="65" w:name="exm-logistic-odds-interval"/>
     <w:p>
       <w:pPr>
         <w:pStyle w:val="BodyText"/>
@@ -12317,9 +13356,9 @@
         <w:t xml:space="preserve">Its width shows how little information six observations carry about the slope.</w:t>
       </w:r>
     </w:p>
-    <w:bookmarkEnd w:id="61"/>
-    <w:bookmarkEnd w:id="62"/>
-    <w:bookmarkStart w:id="81" w:name="references"/>
+    <w:bookmarkEnd w:id="65"/>
+    <w:bookmarkEnd w:id="66"/>
+    <w:bookmarkStart w:id="85" w:name="references"/>
     <w:p>
       <w:pPr>
         <w:pStyle w:val="Heading2"/>
@@ -12328,8 +13367,8 @@
         <w:t xml:space="preserve">References</w:t>
       </w:r>
     </w:p>
-    <w:bookmarkStart w:id="80" w:name="refs"/>
-    <w:bookmarkStart w:id="64" w:name="ref-wikipedia_likelihood_ratio_test"/>
+    <w:bookmarkStart w:id="84" w:name="refs"/>
+    <w:bookmarkStart w:id="68" w:name="ref-wikipedia_likelihood_ratio_test"/>
     <w:p>
       <w:pPr>
         <w:pStyle w:val="Bibliography"/>
@@ -12376,7 +13415,7 @@
       <w:r>
         <w:t xml:space="preserve"> </w:t>
       </w:r>
-      <w:hyperlink r:id="rId63">
+      <w:hyperlink r:id="rId67">
         <w:r>
           <w:rPr>
             <w:rStyle w:val="Hyperlink"/>
@@ -12385,8 +13424,8 @@
         </w:r>
       </w:hyperlink>
     </w:p>
-    <w:bookmarkEnd w:id="64"/>
-    <w:bookmarkStart w:id="66" w:name="ref-wikipedia_logistic_regression"/>
+    <w:bookmarkEnd w:id="68"/>
+    <w:bookmarkStart w:id="70" w:name="ref-wikipedia_logistic_regression"/>
     <w:p>
       <w:pPr>
         <w:pStyle w:val="Bibliography"/>
@@ -12433,7 +13472,7 @@
       <w:r>
         <w:t xml:space="preserve"> </w:t>
       </w:r>
-      <w:hyperlink r:id="rId65">
+      <w:hyperlink r:id="rId69">
         <w:r>
           <w:rPr>
             <w:rStyle w:val="Hyperlink"/>
@@ -12442,8 +13481,8 @@
         </w:r>
       </w:hyperlink>
     </w:p>
-    <w:bookmarkEnd w:id="66"/>
-    <w:bookmarkStart w:id="68" w:name="ref-wikipedia_deviance_statistics"/>
+    <w:bookmarkEnd w:id="70"/>
+    <w:bookmarkStart w:id="72" w:name="ref-wikipedia_deviance_statistics"/>
     <w:p>
       <w:pPr>
         <w:pStyle w:val="Bibliography"/>
@@ -12490,7 +13529,7 @@
       <w:r>
         <w:t xml:space="preserve"> </w:t>
       </w:r>
-      <w:hyperlink r:id="rId67">
+      <w:hyperlink r:id="rId71">
         <w:r>
           <w:rPr>
             <w:rStyle w:val="Hyperlink"/>
@@ -12499,8 +13538,8 @@
         </w:r>
       </w:hyperlink>
     </w:p>
-    <w:bookmarkEnd w:id="68"/>
-    <w:bookmarkStart w:id="70" w:name="ref-nelder1972generalized"/>
+    <w:bookmarkEnd w:id="72"/>
+    <w:bookmarkStart w:id="74" w:name="ref-nelder1972generalized"/>
     <w:p>
       <w:pPr>
         <w:pStyle w:val="Bibliography"/>
@@ -12539,7 +13578,7 @@
       <w:r>
         <w:t xml:space="preserve"> </w:t>
       </w:r>
-      <w:hyperlink r:id="rId69">
+      <w:hyperlink r:id="rId73">
         <w:r>
           <w:rPr>
             <w:rStyle w:val="Hyperlink"/>
@@ -12551,8 +13590,8 @@
         <w:t xml:space="preserve">.</w:t>
       </w:r>
     </w:p>
-    <w:bookmarkEnd w:id="70"/>
-    <w:bookmarkStart w:id="72" w:name="ref-hastie2009elements"/>
+    <w:bookmarkEnd w:id="74"/>
+    <w:bookmarkStart w:id="76" w:name="ref-hastie2009elements"/>
     <w:p>
       <w:pPr>
         <w:pStyle w:val="Bibliography"/>
@@ -12585,7 +13624,7 @@
       <w:r>
         <w:t xml:space="preserve"> </w:t>
       </w:r>
-      <w:hyperlink r:id="rId71">
+      <w:hyperlink r:id="rId75">
         <w:r>
           <w:rPr>
             <w:rStyle w:val="Hyperlink"/>
@@ -12597,8 +13636,8 @@
         <w:t xml:space="preserve">.</w:t>
       </w:r>
     </w:p>
-    <w:bookmarkEnd w:id="72"/>
-    <w:bookmarkStart w:id="74" w:name="ref-dobson4e"/>
+    <w:bookmarkEnd w:id="76"/>
+    <w:bookmarkStart w:id="78" w:name="ref-dobson4e"/>
     <w:p>
       <w:pPr>
         <w:pStyle w:val="Bibliography"/>
@@ -12631,7 +13670,7 @@
       <w:r>
         <w:t xml:space="preserve"> </w:t>
       </w:r>
-      <w:hyperlink r:id="rId73">
+      <w:hyperlink r:id="rId77">
         <w:r>
           <w:rPr>
             <w:rStyle w:val="Hyperlink"/>
@@ -12643,8 +13682,8 @@
         <w:t xml:space="preserve">.</w:t>
       </w:r>
     </w:p>
-    <w:bookmarkEnd w:id="74"/>
-    <w:bookmarkStart w:id="75" w:name="ref-hosmer1989applied"/>
+    <w:bookmarkEnd w:id="78"/>
+    <w:bookmarkStart w:id="79" w:name="ref-hosmer1989applied"/>
     <w:p>
       <w:pPr>
         <w:pStyle w:val="Bibliography"/>
@@ -12675,8 +13714,8 @@
         <w:t xml:space="preserve">. New York: Wiley, 1989.</w:t>
       </w:r>
     </w:p>
-    <w:bookmarkEnd w:id="75"/>
-    <w:bookmarkStart w:id="77" w:name="ref-wikipedia_saturated_model"/>
+    <w:bookmarkEnd w:id="79"/>
+    <w:bookmarkStart w:id="81" w:name="ref-wikipedia_saturated_model"/>
     <w:p>
       <w:pPr>
         <w:pStyle w:val="Bibliography"/>
@@ -12723,7 +13762,7 @@
       <w:r>
         <w:t xml:space="preserve"> </w:t>
       </w:r>
-      <w:hyperlink r:id="rId76">
+      <w:hyperlink r:id="rId80">
         <w:r>
           <w:rPr>
             <w:rStyle w:val="Hyperlink"/>
@@ -12732,8 +13771,8 @@
         </w:r>
       </w:hyperlink>
     </w:p>
-    <w:bookmarkEnd w:id="77"/>
-    <w:bookmarkStart w:id="79" w:name="ref-fahrmeir1985consistency"/>
+    <w:bookmarkEnd w:id="81"/>
+    <w:bookmarkStart w:id="83" w:name="ref-fahrmeir1985consistency"/>
     <w:p>
       <w:pPr>
         <w:pStyle w:val="Bibliography"/>
@@ -12772,7 +13811,7 @@
       <w:r>
         <w:t xml:space="preserve"> </w:t>
       </w:r>
-      <w:hyperlink r:id="rId78">
+      <w:hyperlink r:id="rId82">
         <w:r>
           <w:rPr>
             <w:rStyle w:val="Hyperlink"/>
@@ -12784,9 +13823,9 @@
         <w:t xml:space="preserve">.</w:t>
       </w:r>
     </w:p>
-    <w:bookmarkEnd w:id="79"/>
-    <w:bookmarkEnd w:id="80"/>
-    <w:bookmarkEnd w:id="81"/>
+    <w:bookmarkEnd w:id="83"/>
+    <w:bookmarkEnd w:id="84"/>
+    <w:bookmarkEnd w:id="85"/>
     <w:sectPr>
       <w:footnotePr>
         <w:numRestart w:val="eachSect"/>

--- a/pr-preview/pr-348/logistic-inference-handout-tracked-changes.docx
+++ b/pr-preview/pr-348/logistic-inference-handout-tracked-changes.docx
@@ -16,7 +16,7 @@
       </w:pPr>
       <w:del w:id="1" w:author="PR Preview" w:date="2026-01-01T00:00:00Z">
         <w:r>
-          <w:delText xml:space="preserve">Last modified: 2026-10-19 00:48:10 (PDT)</w:delText>
+          <w:delText xml:space="preserve">Last modified: 2026-10-19 01:04:06 (PDT)</w:delText>
         </w:r>
       </w:del>
     </w:p>
@@ -26,7 +26,7 @@
       </w:pPr>
       <w:ins w:id="2" w:author="PR Preview" w:date="2026-01-01T00:00:00Z">
         <w:r>
-          <w:t xml:space="preserve">Last modified: 2026-10-19 01:01:02 (PDT)</w:t>
+          <w:t xml:space="preserve">Last modified: 2026-10-19 01:23:15 (PDT)</w:t>
         </w:r>
       </w:ins>
     </w:p>
@@ -102,54 +102,38 @@
       <w:pPr>
         <w:pStyle w:val="BodyText"/>
       </w:pPr>
-      <w:del w:id="3" w:author="PR Preview" w:date="2026-01-01T00:00:00Z">
-        <w:r>
-          <w:rPr>
-            <w:b/>
-            <w:bCs/>
-          </w:rPr>
-          <w:delText xml:space="preserve">Definition 1 (Logistic regression)</w:delText>
-        </w:r>
-      </w:del>
-      <w:del w:id="4" w:author="PR Preview" w:date="2026-01-01T00:00:00Z">
-        <w:r>
-          <w:delText xml:space="preserve"> </w:delText>
-        </w:r>
-      </w:del>
-      <w:del w:id="5" w:author="PR Preview" w:date="2026-01-01T00:00:00Z">
-        <w:r>
-          <w:delText xml:space="preserve">A</w:delText>
-        </w:r>
-      </w:del>
-      <w:del w:id="6" w:author="PR Preview" w:date="2026-01-01T00:00:00Z">
-        <w:r>
-          <w:delText xml:space="preserve"> </w:delText>
-        </w:r>
-      </w:del>
-      <w:del w:id="7" w:author="PR Preview" w:date="2026-01-01T00:00:00Z">
-        <w:r>
-          <w:rPr>
-            <w:b/>
-            <w:bCs/>
-          </w:rPr>
-          <w:delText xml:space="preserve">logistic regression</w:delText>
-        </w:r>
-      </w:del>
-      <w:del w:id="8" w:author="PR Preview" w:date="2026-01-01T00:00:00Z">
-        <w:r>
-          <w:delText xml:space="preserve"> </w:delText>
-        </w:r>
-      </w:del>
-      <w:del w:id="9" w:author="PR Preview" w:date="2026-01-01T00:00:00Z">
-        <w:r>
-          <w:delText xml:space="preserve">model for binary outcomes</w:delText>
-        </w:r>
-      </w:del>
-      <w:del w:id="10" w:author="PR Preview" w:date="2026-01-01T00:00:00Z">
-        <w:r>
-          <w:delText xml:space="preserve"> </w:delText>
-        </w:r>
-      </w:del>
+      <w:r>
+        <w:rPr>
+          <w:b/>
+          <w:bCs/>
+        </w:rPr>
+        <w:t xml:space="preserve">Definition 1 (Logistic regression)</w:t>
+      </w:r>
+      <w:r>
+        <w:t xml:space="preserve"> </w:t>
+      </w:r>
+      <w:r>
+        <w:t xml:space="preserve">A</w:t>
+      </w:r>
+      <w:r>
+        <w:t xml:space="preserve"> </w:t>
+      </w:r>
+      <w:r>
+        <w:rPr>
+          <w:b/>
+          <w:bCs/>
+        </w:rPr>
+        <w:t xml:space="preserve">logistic regression</w:t>
+      </w:r>
+      <w:r>
+        <w:t xml:space="preserve"> </w:t>
+      </w:r>
+      <w:r>
+        <w:t xml:space="preserve">model for binary outcomes</w:t>
+      </w:r>
+      <w:r>
+        <w:t xml:space="preserve"> </w:t>
+      </w:r>
       <m:oMath>
         <m:sSub>
           <m:e>
@@ -228,232 +212,41 @@
           <m:t>​</m:t>
         </m:r>
       </m:oMath>
-      <w:del w:id="11" w:author="PR Preview" w:date="2026-01-01T00:00:00Z">
-        <w:r>
-          <w:delText xml:space="preserve"> </w:delText>
-        </w:r>
-      </w:del>
-      <w:del w:id="12" w:author="PR Preview" w:date="2026-01-01T00:00:00Z">
-        <w:r>
-          <w:delText xml:space="preserve">with predictor vectors</w:delText>
-        </w:r>
-      </w:del>
-      <w:del w:id="13" w:author="PR Preview" w:date="2026-01-01T00:00:00Z">
-        <w:r>
-          <w:delText xml:space="preserve"> </w:delText>
-        </w:r>
-      </w:del>
-      <w:del w:id="14" w:author="PR Preview" w:date="2026-01-01T00:00:00Z">
-        <w:r>
-          <w:delText xml:space="preserve">$\mathord{\smash[b]{\underset{\raise.3ex\hbox{$\scriptstyle\sim$}}{x}}\vphantom{x}}_1, \dots, \mathord{\smash[b]{\underset{\raise.3ex\hbox{$\scriptstyle\sim$}}{x}}\vphantom{x}}_n$</w:delText>
-        </w:r>
-      </w:del>
-      <w:del w:id="15" w:author="PR Preview" w:date="2026-01-01T00:00:00Z">
-        <w:r>
-          <w:delText xml:space="preserve"> </w:delText>
-        </w:r>
-      </w:del>
-      <w:del w:id="16" w:author="PR Preview" w:date="2026-01-01T00:00:00Z">
-        <w:r>
-          <w:delText xml:space="preserve">says that the outcomes are independent and that</w:delText>
-        </w:r>
-      </w:del>
-      <w:del w:id="17" w:author="PR Preview" w:date="2026-01-01T00:00:00Z">
-        <w:r>
-          <w:delText xml:space="preserve"> </w:delText>
-        </w:r>
-      </w:del>
-      <w:del w:id="18" w:author="PR Preview" w:date="2026-01-01T00:00:00Z">
-        <w:r>
-          <w:delText xml:space="preserve">[2]</w:delText>
-        </w:r>
-      </w:del>
-    </w:p>
-    <w:p>
-      <w:pPr>
-        <w:pStyle w:val="BodyText"/>
-      </w:pPr>
-      <w:ins w:id="19" w:author="PR Preview" w:date="2026-01-01T00:00:00Z">
+      <w:r>
+        <w:t xml:space="preserve"> </w:t>
+      </w:r>
+      <w:r>
+        <w:t xml:space="preserve">with predictor vectors</w:t>
+      </w:r>
+      <w:r>
+        <w:t xml:space="preserve"> </w:t>
+      </w:r>
+      <w:r>
+        <w:t xml:space="preserve">$\mathord{\smash[b]{\underset{\raise.3ex\hbox{$\scriptstyle\sim$}}{x}}\vphantom{x}}_1, \dots, \mathord{\smash[b]{\underset{\raise.3ex\hbox{$\scriptstyle\sim$}}{x}}\vphantom{x}}_n$</w:t>
+      </w:r>
+      <w:r>
+        <w:t xml:space="preserve"> </w:t>
+      </w:r>
+      <w:r>
+        <w:t xml:space="preserve">says that the outcomes are</w:t>
+      </w:r>
+      <w:r>
+        <w:t xml:space="preserve"> </w:t>
+      </w:r>
+      <w:hyperlink r:id="rId10">
         <w:r>
           <w:rPr>
-            <w:b/>
-            <w:bCs/>
+            <w:rStyle w:val="Hyperlink"/>
           </w:rPr>
-          <w:t xml:space="preserve">Definition 1 (Logistic regression)</w:t>
+          <w:t xml:space="preserve">independent</w:t>
         </w:r>
-      </w:ins>
-      <w:ins w:id="20" w:author="PR Preview" w:date="2026-01-01T00:00:00Z">
-        <w:r>
-          <w:t xml:space="preserve"> </w:t>
-        </w:r>
-      </w:ins>
-      <w:ins w:id="21" w:author="PR Preview" w:date="2026-01-01T00:00:00Z">
-        <w:r>
-          <w:t xml:space="preserve">A</w:t>
-        </w:r>
-      </w:ins>
-      <w:ins w:id="22" w:author="PR Preview" w:date="2026-01-01T00:00:00Z">
-        <w:r>
-          <w:t xml:space="preserve"> </w:t>
-        </w:r>
-      </w:ins>
-      <w:ins w:id="23" w:author="PR Preview" w:date="2026-01-01T00:00:00Z">
-        <w:r>
-          <w:rPr>
-            <w:b/>
-            <w:bCs/>
-          </w:rPr>
-          <w:t xml:space="preserve">logistic regression</w:t>
-        </w:r>
-      </w:ins>
-      <w:ins w:id="24" w:author="PR Preview" w:date="2026-01-01T00:00:00Z">
-        <w:r>
-          <w:t xml:space="preserve"> </w:t>
-        </w:r>
-      </w:ins>
-      <w:ins w:id="25" w:author="PR Preview" w:date="2026-01-01T00:00:00Z">
-        <w:r>
-          <w:t xml:space="preserve">model for binary outcomes</w:t>
-        </w:r>
-      </w:ins>
-      <w:ins w:id="26" w:author="PR Preview" w:date="2026-01-01T00:00:00Z">
-        <w:r>
-          <w:t xml:space="preserve"> </w:t>
-        </w:r>
-      </w:ins>
-      <m:oMath>
-        <m:sSub>
-          <m:e>
-            <m:r>
-              <m:t>y</m:t>
-            </m:r>
-          </m:e>
-          <m:sub>
-            <m:r>
-              <m:t>1</m:t>
-            </m:r>
-          </m:sub>
-        </m:sSub>
-        <m:r>
-          <m:rPr>
-            <m:sty m:val="p"/>
-          </m:rPr>
-          <m:t>,</m:t>
-        </m:r>
-        <m:r>
-          <m:rPr>
-            <m:sty m:val="p"/>
-          </m:rPr>
-          <m:t>…</m:t>
-        </m:r>
-        <m:r>
-          <m:rPr>
-            <m:sty m:val="p"/>
-          </m:rPr>
-          <m:t>,</m:t>
-        </m:r>
-        <m:sSub>
-          <m:e>
-            <m:r>
-              <m:t>y</m:t>
-            </m:r>
-          </m:e>
-          <m:sub>
-            <m:r>
-              <m:t>n</m:t>
-            </m:r>
-          </m:sub>
-        </m:sSub>
-        <m:r>
-          <m:rPr>
-            <m:sty m:val="p"/>
-          </m:rPr>
-          <m:t>∈</m:t>
-        </m:r>
-        <m:r>
-          <m:t>​</m:t>
-        </m:r>
-        <m:d>
-          <m:dPr>
-            <m:begChr m:val="{"/>
-            <m:sepChr m:val=""/>
-            <m:endChr m:val="}"/>
-            <m:grow/>
-          </m:dPr>
-          <m:e>
-            <m:r>
-              <m:t>0</m:t>
-            </m:r>
-            <m:r>
-              <m:rPr>
-                <m:sty m:val="p"/>
-              </m:rPr>
-              <m:t>,</m:t>
-            </m:r>
-            <m:r>
-              <m:t>1</m:t>
-            </m:r>
-          </m:e>
-        </m:d>
-        <m:r>
-          <m:t>​</m:t>
-        </m:r>
-      </m:oMath>
-      <w:ins w:id="27" w:author="PR Preview" w:date="2026-01-01T00:00:00Z">
-        <w:r>
-          <w:t xml:space="preserve"> </w:t>
-        </w:r>
-      </w:ins>
-      <w:ins w:id="28" w:author="PR Preview" w:date="2026-01-01T00:00:00Z">
-        <w:r>
-          <w:t xml:space="preserve">with predictor vectors</w:t>
-        </w:r>
-      </w:ins>
-      <w:ins w:id="29" w:author="PR Preview" w:date="2026-01-01T00:00:00Z">
-        <w:r>
-          <w:t xml:space="preserve"> </w:t>
-        </w:r>
-      </w:ins>
-      <w:ins w:id="30" w:author="PR Preview" w:date="2026-01-01T00:00:00Z">
-        <w:r>
-          <w:t xml:space="preserve">$\mathord{\smash[b]{\underset{\raise.3ex\hbox{$\scriptstyle\sim$}}{x}}\vphantom{x}}_1, \dots, \mathord{\smash[b]{\underset{\raise.3ex\hbox{$\scriptstyle\sim$}}{x}}\vphantom{x}}_n$</w:t>
-        </w:r>
-      </w:ins>
-      <w:ins w:id="31" w:author="PR Preview" w:date="2026-01-01T00:00:00Z">
-        <w:r>
-          <w:t xml:space="preserve"> </w:t>
-        </w:r>
-      </w:ins>
-      <w:ins w:id="32" w:author="PR Preview" w:date="2026-01-01T00:00:00Z">
-        <w:r>
-          <w:t xml:space="preserve">says that the outcomes are</w:t>
-        </w:r>
-      </w:ins>
-      <w:ins w:id="33" w:author="PR Preview" w:date="2026-01-01T00:00:00Z">
-        <w:r>
-          <w:t xml:space="preserve"> </w:t>
-        </w:r>
-      </w:ins>
-      <w:hyperlink r:id="rId10">
-        <w:ins w:id="34" w:author="PR Preview" w:date="2026-01-01T00:00:00Z">
-          <w:r>
-            <w:rPr>
-              <w:rStyle w:val="Hyperlink"/>
-            </w:rPr>
-            <w:t xml:space="preserve">independent</w:t>
-          </w:r>
-        </w:ins>
       </w:hyperlink>
-      <w:ins w:id="35" w:author="PR Preview" w:date="2026-01-01T00:00:00Z">
-        <w:r>
-          <w:t xml:space="preserve"> </w:t>
-        </w:r>
-      </w:ins>
-      <w:ins w:id="36" w:author="PR Preview" w:date="2026-01-01T00:00:00Z">
-        <w:r>
-          <w:t xml:space="preserve">and that</w:t>
-        </w:r>
-      </w:ins>
+      <w:r>
+        <w:t xml:space="preserve"> </w:t>
+      </w:r>
+      <w:r>
+        <w:t xml:space="preserve">and that</w:t>
+      </w:r>
     </w:p>
     <w:p>
       <w:pPr>
@@ -1305,30 +1098,13 @@
       <w:pPr>
         <w:pStyle w:val="BodyText"/>
       </w:pPr>
-      <w:bookmarkStart w:id="14" w:name="eq-deviance"/>
-      <w:del w:id="37" w:author="PR Preview" w:date="2026-01-01T00:00:00Z">
-        <w:r>
-          <w:delText xml:space="preserve">$$
-    D\stackrel{\text{def}}{=}-2 \, \ell\mathopen{}\left(\hat{\mathord{\smash[b]{\underset{\raise.3ex\hbox{$\scriptstyle\sim$}}{\beta}}\vphantom{\beta}}}\right)\mathclose{}
-    = -2 \sum_{i=1}^n\mathopen{}\left\{y_i\ln \hat\pi_i + \mathopen{}\left(1 - y_i\right)\mathclose{} \ln\mathopen{}\left(1 - \hat\pi_i\right)\mathclose{}\right\}\mathclose{},
-     \qquad(2)$$</w:delText>
-        </w:r>
-      </w:del>
-      <w:bookmarkEnd w:id="14"/>
-    </w:p>
-    <w:p>
-      <w:pPr>
-        <w:pStyle w:val="BodyText"/>
-      </w:pPr>
       <w:bookmarkStart w:id="15" w:name="eq-deviance"/>
-      <w:ins w:id="38" w:author="PR Preview" w:date="2026-01-01T00:00:00Z">
-        <w:r>
-          <w:t xml:space="preserve">$$
+      <w:r>
+        <w:t xml:space="preserve">$$
     D\stackrel{\text{def}}{=}-2 \, \ell\mathopen{}\left(\hat{\mathord{\smash[b]{\underset{\raise.3ex\hbox{$\scriptstyle\sim$}}{\beta}}\vphantom{\beta}}}\right)\mathclose{}
     = -2 \sum_{i=1}^n\mathopen{}\left\{y_i\ln \hat\pi_i + \mathopen{}\left(1 - y_i\right)\mathclose{} {\ln\mathopen{}\left(1 - \hat\pi_i\right)\mathclose{}}\right\}\mathclose{},
      \qquad(2)$$</w:t>
-        </w:r>
-      </w:ins>
+      </w:r>
       <w:bookmarkEnd w:id="15"/>
     </w:p>
     <w:p>
@@ -5129,233 +4905,84 @@
       <w:pPr>
         <w:pStyle w:val="BodyText"/>
       </w:pPr>
-      <w:del w:id="39" w:author="PR Preview" w:date="2026-01-01T00:00:00Z">
+      <w:r>
+        <w:rPr>
+          <w:b/>
+          <w:bCs/>
+        </w:rPr>
+        <w:t xml:space="preserve">Definition 7 (Saturated model (full model, maximal model))</w:t>
+      </w:r>
+      <w:r>
+        <w:t xml:space="preserve"> </w:t>
+      </w:r>
+      <w:r>
+        <w:t xml:space="preserve">The</w:t>
+      </w:r>
+      <w:r>
+        <w:t xml:space="preserve"> </w:t>
+      </w:r>
+      <w:r>
+        <w:rPr>
+          <w:b/>
+          <w:bCs/>
+        </w:rPr>
+        <w:t xml:space="preserve">saturated model</w:t>
+      </w:r>
+      <w:r>
+        <w:t xml:space="preserve"> </w:t>
+      </w:r>
+      <w:r>
+        <w:t xml:space="preserve">(also called the</w:t>
+      </w:r>
+      <w:r>
+        <w:t xml:space="preserve"> </w:t>
+      </w:r>
+      <w:r>
+        <w:rPr>
+          <w:b/>
+          <w:bCs/>
+        </w:rPr>
+        <w:t xml:space="preserve">full model</w:t>
+      </w:r>
+      <w:r>
+        <w:t xml:space="preserve"> </w:t>
+      </w:r>
+      <w:r>
+        <w:t xml:space="preserve">or</w:t>
+      </w:r>
+      <w:r>
+        <w:t xml:space="preserve"> </w:t>
+      </w:r>
+      <w:r>
+        <w:rPr>
+          <w:b/>
+          <w:bCs/>
+        </w:rPr>
+        <w:t xml:space="preserve">maximal model</w:t>
+      </w:r>
+      <w:r>
+        <w:t xml:space="preserve"> </w:t>
+      </w:r>
+      <w:r>
+        <w:t xml:space="preserve">[6, Sec. 5.5]</w:t>
+      </w:r>
+      <w:r>
+        <w:t xml:space="preserve">) for binary outcomes gives each pattern its own free event</w:t>
+      </w:r>
+      <w:r>
+        <w:t xml:space="preserve"> </w:t>
+      </w:r>
+      <w:hyperlink r:id="rId39">
         <w:r>
           <w:rPr>
-            <w:b/>
-            <w:bCs/>
+            <w:rStyle w:val="Hyperlink"/>
           </w:rPr>
-          <w:delText xml:space="preserve">Definition 7 (Saturated model (full model, maximal model))</w:delText>
+          <w:t xml:space="preserve">probability</w:t>
         </w:r>
-      </w:del>
-      <w:del w:id="40" w:author="PR Preview" w:date="2026-01-01T00:00:00Z">
-        <w:r>
-          <w:delText xml:space="preserve"> </w:delText>
-        </w:r>
-      </w:del>
-      <w:del w:id="41" w:author="PR Preview" w:date="2026-01-01T00:00:00Z">
-        <w:r>
-          <w:delText xml:space="preserve">The</w:delText>
-        </w:r>
-      </w:del>
-      <w:del w:id="42" w:author="PR Preview" w:date="2026-01-01T00:00:00Z">
-        <w:r>
-          <w:delText xml:space="preserve"> </w:delText>
-        </w:r>
-      </w:del>
-      <w:del w:id="43" w:author="PR Preview" w:date="2026-01-01T00:00:00Z">
-        <w:r>
-          <w:rPr>
-            <w:b/>
-            <w:bCs/>
-          </w:rPr>
-          <w:delText xml:space="preserve">saturated model</w:delText>
-        </w:r>
-      </w:del>
-      <w:del w:id="44" w:author="PR Preview" w:date="2026-01-01T00:00:00Z">
-        <w:r>
-          <w:delText xml:space="preserve"> </w:delText>
-        </w:r>
-      </w:del>
-      <w:del w:id="45" w:author="PR Preview" w:date="2026-01-01T00:00:00Z">
-        <w:r>
-          <w:delText xml:space="preserve">(also called the</w:delText>
-        </w:r>
-      </w:del>
-      <w:del w:id="46" w:author="PR Preview" w:date="2026-01-01T00:00:00Z">
-        <w:r>
-          <w:delText xml:space="preserve"> </w:delText>
-        </w:r>
-      </w:del>
-      <w:del w:id="47" w:author="PR Preview" w:date="2026-01-01T00:00:00Z">
-        <w:r>
-          <w:rPr>
-            <w:b/>
-            <w:bCs/>
-          </w:rPr>
-          <w:delText xml:space="preserve">full model</w:delText>
-        </w:r>
-      </w:del>
-      <w:del w:id="48" w:author="PR Preview" w:date="2026-01-01T00:00:00Z">
-        <w:r>
-          <w:delText xml:space="preserve"> </w:delText>
-        </w:r>
-      </w:del>
-      <w:del w:id="49" w:author="PR Preview" w:date="2026-01-01T00:00:00Z">
-        <w:r>
-          <w:delText xml:space="preserve">[6, Sec. 5.5]</w:delText>
-        </w:r>
-      </w:del>
-      <w:del w:id="50" w:author="PR Preview" w:date="2026-01-01T00:00:00Z">
-        <w:r>
-          <w:delText xml:space="preserve"> </w:delText>
-        </w:r>
-      </w:del>
-      <w:del w:id="51" w:author="PR Preview" w:date="2026-01-01T00:00:00Z">
-        <w:r>
-          <w:delText xml:space="preserve">or</w:delText>
-        </w:r>
-      </w:del>
-      <w:del w:id="52" w:author="PR Preview" w:date="2026-01-01T00:00:00Z">
-        <w:r>
-          <w:delText xml:space="preserve"> </w:delText>
-        </w:r>
-      </w:del>
-      <w:del w:id="53" w:author="PR Preview" w:date="2026-01-01T00:00:00Z">
-        <w:r>
-          <w:rPr>
-            <w:b/>
-            <w:bCs/>
-          </w:rPr>
-          <w:delText xml:space="preserve">maximal model</w:delText>
-        </w:r>
-      </w:del>
-      <w:del w:id="54" w:author="PR Preview" w:date="2026-01-01T00:00:00Z">
-        <w:r>
-          <w:delText xml:space="preserve"> </w:delText>
-        </w:r>
-      </w:del>
-      <w:del w:id="55" w:author="PR Preview" w:date="2026-01-01T00:00:00Z">
-        <w:r>
-          <w:delText xml:space="preserve">[6, Sec. 5.5]</w:delText>
-        </w:r>
-      </w:del>
-      <w:del w:id="56" w:author="PR Preview" w:date="2026-01-01T00:00:00Z">
-        <w:r>
-          <w:delText xml:space="preserve">) for binary outcomes gives each pattern its own free event probability:</w:delText>
-        </w:r>
-      </w:del>
-    </w:p>
-    <w:p>
-      <w:pPr>
-        <w:pStyle w:val="BodyText"/>
-      </w:pPr>
-      <w:ins w:id="57" w:author="PR Preview" w:date="2026-01-01T00:00:00Z">
-        <w:r>
-          <w:rPr>
-            <w:b/>
-            <w:bCs/>
-          </w:rPr>
-          <w:t xml:space="preserve">Definition 7 (Saturated model (full model, maximal model))</w:t>
-        </w:r>
-      </w:ins>
-      <w:ins w:id="58" w:author="PR Preview" w:date="2026-01-01T00:00:00Z">
-        <w:r>
-          <w:t xml:space="preserve"> </w:t>
-        </w:r>
-      </w:ins>
-      <w:ins w:id="59" w:author="PR Preview" w:date="2026-01-01T00:00:00Z">
-        <w:r>
-          <w:t xml:space="preserve">The</w:t>
-        </w:r>
-      </w:ins>
-      <w:ins w:id="60" w:author="PR Preview" w:date="2026-01-01T00:00:00Z">
-        <w:r>
-          <w:t xml:space="preserve"> </w:t>
-        </w:r>
-      </w:ins>
-      <w:ins w:id="61" w:author="PR Preview" w:date="2026-01-01T00:00:00Z">
-        <w:r>
-          <w:rPr>
-            <w:b/>
-            <w:bCs/>
-          </w:rPr>
-          <w:t xml:space="preserve">saturated model</w:t>
-        </w:r>
-      </w:ins>
-      <w:ins w:id="62" w:author="PR Preview" w:date="2026-01-01T00:00:00Z">
-        <w:r>
-          <w:t xml:space="preserve"> </w:t>
-        </w:r>
-      </w:ins>
-      <w:ins w:id="63" w:author="PR Preview" w:date="2026-01-01T00:00:00Z">
-        <w:r>
-          <w:t xml:space="preserve">(also called the</w:t>
-        </w:r>
-      </w:ins>
-      <w:ins w:id="64" w:author="PR Preview" w:date="2026-01-01T00:00:00Z">
-        <w:r>
-          <w:t xml:space="preserve"> </w:t>
-        </w:r>
-      </w:ins>
-      <w:ins w:id="65" w:author="PR Preview" w:date="2026-01-01T00:00:00Z">
-        <w:r>
-          <w:rPr>
-            <w:b/>
-            <w:bCs/>
-          </w:rPr>
-          <w:t xml:space="preserve">full model</w:t>
-        </w:r>
-      </w:ins>
-      <w:ins w:id="66" w:author="PR Preview" w:date="2026-01-01T00:00:00Z">
-        <w:r>
-          <w:t xml:space="preserve"> </w:t>
-        </w:r>
-      </w:ins>
-      <w:ins w:id="67" w:author="PR Preview" w:date="2026-01-01T00:00:00Z">
-        <w:r>
-          <w:t xml:space="preserve">or</w:t>
-        </w:r>
-      </w:ins>
-      <w:ins w:id="68" w:author="PR Preview" w:date="2026-01-01T00:00:00Z">
-        <w:r>
-          <w:t xml:space="preserve"> </w:t>
-        </w:r>
-      </w:ins>
-      <w:ins w:id="69" w:author="PR Preview" w:date="2026-01-01T00:00:00Z">
-        <w:r>
-          <w:rPr>
-            <w:b/>
-            <w:bCs/>
-          </w:rPr>
-          <w:t xml:space="preserve">maximal model</w:t>
-        </w:r>
-      </w:ins>
-      <w:ins w:id="70" w:author="PR Preview" w:date="2026-01-01T00:00:00Z">
-        <w:r>
-          <w:t xml:space="preserve"> </w:t>
-        </w:r>
-      </w:ins>
-      <w:ins w:id="71" w:author="PR Preview" w:date="2026-01-01T00:00:00Z">
-        <w:r>
-          <w:t xml:space="preserve">[6, Sec. 5.5]</w:t>
-        </w:r>
-      </w:ins>
-      <w:ins w:id="72" w:author="PR Preview" w:date="2026-01-01T00:00:00Z">
-        <w:r>
-          <w:t xml:space="preserve">) for binary outcomes gives each pattern its own free event</w:t>
-        </w:r>
-      </w:ins>
-      <w:ins w:id="73" w:author="PR Preview" w:date="2026-01-01T00:00:00Z">
-        <w:r>
-          <w:t xml:space="preserve"> </w:t>
-        </w:r>
-      </w:ins>
-      <w:hyperlink r:id="rId39">
-        <w:ins w:id="74" w:author="PR Preview" w:date="2026-01-01T00:00:00Z">
-          <w:r>
-            <w:rPr>
-              <w:rStyle w:val="Hyperlink"/>
-            </w:rPr>
-            <w:t xml:space="preserve">probability</w:t>
-          </w:r>
-        </w:ins>
       </w:hyperlink>
-      <w:ins w:id="75" w:author="PR Preview" w:date="2026-01-01T00:00:00Z">
-        <w:r>
-          <w:t xml:space="preserve">:</w:t>
-        </w:r>
-      </w:ins>
+      <w:r>
+        <w:t xml:space="preserve">:</w:t>
+      </w:r>
     </w:p>
     <w:p>
       <w:pPr>
@@ -7641,75 +7268,82 @@
       <w:pPr>
         <w:pStyle w:val="BodyText"/>
       </w:pPr>
-      <w:del w:id="76" w:author="PR Preview" w:date="2026-01-01T00:00:00Z">
+      <w:r>
+        <w:rPr>
+          <w:i/>
+          <w:iCs/>
+        </w:rPr>
+        <w:t xml:space="preserve">Proof</w:t>
+      </w:r>
+      <w:r>
+        <w:t xml:space="preserve">. </w:t>
+      </w:r>
+      <w:r>
+        <w:t xml:space="preserve">Grouping the outcomes by pattern, the</w:t>
+      </w:r>
+      <w:r>
+        <w:t xml:space="preserve"> </w:t>
+      </w:r>
+      <w:hyperlink r:id="rId50">
         <w:r>
           <w:rPr>
-            <w:i/>
-            <w:iCs/>
+            <w:rStyle w:val="Hyperlink"/>
           </w:rPr>
-          <w:delText xml:space="preserve">Proof</w:delText>
+          <w:t xml:space="preserve">fitted model</w:t>
         </w:r>
-      </w:del>
-      <w:del w:id="77" w:author="PR Preview" w:date="2026-01-01T00:00:00Z">
+      </w:hyperlink>
+      <w:r>
+        <w:t xml:space="preserve">’s</w:t>
+      </w:r>
+      <w:r>
+        <w:t xml:space="preserve"> </w:t>
+      </w:r>
+      <w:hyperlink r:id="rId45">
         <w:r>
-          <w:delText xml:space="preserve">. </w:delText>
+          <w:rPr>
+            <w:rStyle w:val="Hyperlink"/>
+          </w:rPr>
+          <w:t xml:space="preserve">log-likelihood</w:t>
         </w:r>
-      </w:del>
-      <w:del w:id="78" w:author="PR Preview" w:date="2026-01-01T00:00:00Z">
+      </w:hyperlink>
+      <w:r>
+        <w:t xml:space="preserve"> </w:t>
+      </w:r>
+      <w:r>
+        <w:t xml:space="preserve">is</w:t>
+      </w:r>
+      <w:r>
+        <w:t xml:space="preserve"> </w:t>
+      </w:r>
+      <w:r>
+        <w:t xml:space="preserve">$\ell\mathopen{}\left(\hat{\mathord{\smash[b]{\underset{\raise.3ex\hbox{$\scriptstyle\sim$}}{\beta}}\vphantom{\beta}}}\right)\mathclose{} = \sum_{k=1}^{K}\mathopen{}\left\{s_k \ln \hat\pi_k + \mathopen{}\left(m_k - s_k\right)\mathclose{} {\ln\mathopen{}\left(1 - \hat\pi_k\right)\mathclose{}}\right\}\mathclose{}$</w:t>
+      </w:r>
+      <w:r>
+        <w:t xml:space="preserve">.</w:t>
+      </w:r>
+      <w:r>
+        <w:t xml:space="preserve"> </w:t>
+      </w:r>
+      <w:r>
+        <w:t xml:space="preserve">By</w:t>
+      </w:r>
+      <w:r>
+        <w:t xml:space="preserve"> </w:t>
+      </w:r>
+      <w:hyperlink w:anchor="thm-saturated-mle">
         <w:r>
-          <w:delText xml:space="preserve">Grouping the outcomes by pattern, the fitted model’s log-likelihood is</w:delText>
+          <w:rPr>
+            <w:rStyle w:val="Hyperlink"/>
+          </w:rPr>
+          <w:t xml:space="preserve">Theorem 2</w:t>
         </w:r>
-      </w:del>
-      <w:del w:id="79" w:author="PR Preview" w:date="2026-01-01T00:00:00Z">
-        <w:r>
-          <w:delText xml:space="preserve"> </w:delText>
-        </w:r>
-      </w:del>
-      <w:del w:id="80" w:author="PR Preview" w:date="2026-01-01T00:00:00Z">
-        <w:r>
-          <w:delText xml:space="preserve">$\ell\mathopen{}\left(\hat{\mathord{\smash[b]{\underset{\raise.3ex\hbox{$\scriptstyle\sim$}}{\beta}}\vphantom{\beta}}}\right)\mathclose{} = \sum_{k=1}^{K}\mathopen{}\left\{s_k \ln \hat\pi_k + \mathopen{}\left(m_k - s_k\right)\mathclose{} \ln\mathopen{}\left(1 - \hat\pi_k\right)\mathclose{}\right\}\mathclose{}$</w:delText>
-        </w:r>
-      </w:del>
-      <w:del w:id="81" w:author="PR Preview" w:date="2026-01-01T00:00:00Z">
-        <w:r>
-          <w:delText xml:space="preserve">.</w:delText>
-        </w:r>
-      </w:del>
-      <w:del w:id="82" w:author="PR Preview" w:date="2026-01-01T00:00:00Z">
-        <w:r>
-          <w:delText xml:space="preserve"> </w:delText>
-        </w:r>
-      </w:del>
-      <w:del w:id="83" w:author="PR Preview" w:date="2026-01-01T00:00:00Z">
-        <w:r>
-          <w:delText xml:space="preserve">By</w:delText>
-        </w:r>
-      </w:del>
-      <w:del w:id="84" w:author="PR Preview" w:date="2026-01-01T00:00:00Z">
-        <w:r>
-          <w:delText xml:space="preserve"> </w:delText>
-        </w:r>
-      </w:del>
-      <w:hyperlink w:anchor="thm-saturated-mle">
-        <w:del w:id="85" w:author="PR Preview" w:date="2026-01-01T00:00:00Z">
-          <w:r>
-            <w:rPr>
-              <w:rStyle w:val="Hyperlink"/>
-            </w:rPr>
-            <w:delText xml:space="preserve">Theorem 2</w:delText>
-          </w:r>
-        </w:del>
       </w:hyperlink>
-      <w:del w:id="86" w:author="PR Preview" w:date="2026-01-01T00:00:00Z">
-        <w:r>
-          <w:delText xml:space="preserve">, the saturated log-likelihood is the same sum with</w:delText>
-        </w:r>
-      </w:del>
-      <w:del w:id="87" w:author="PR Preview" w:date="2026-01-01T00:00:00Z">
-        <w:r>
-          <w:delText xml:space="preserve"> </w:delText>
-        </w:r>
-      </w:del>
+      <w:r>
+        <w:t xml:space="preserve">, the saturated log-likelihood is the same sum with</w:t>
+      </w:r>
+      <w:r>
+        <w:t xml:space="preserve"> </w:t>
+      </w:r>
       <m:oMath>
         <m:sSub>
           <m:e>
@@ -7731,21 +7365,15 @@
           </m:sub>
         </m:sSub>
       </m:oMath>
-      <w:del w:id="88" w:author="PR Preview" w:date="2026-01-01T00:00:00Z">
-        <w:r>
-          <w:delText xml:space="preserve"> </w:delText>
-        </w:r>
-      </w:del>
-      <w:del w:id="89" w:author="PR Preview" w:date="2026-01-01T00:00:00Z">
-        <w:r>
-          <w:delText xml:space="preserve">replaced by</w:delText>
-        </w:r>
-      </w:del>
-      <w:del w:id="90" w:author="PR Preview" w:date="2026-01-01T00:00:00Z">
-        <w:r>
-          <w:delText xml:space="preserve"> </w:delText>
-        </w:r>
-      </w:del>
+      <w:r>
+        <w:t xml:space="preserve"> </w:t>
+      </w:r>
+      <w:r>
+        <w:t xml:space="preserve">replaced by</w:t>
+      </w:r>
+      <w:r>
+        <w:t xml:space="preserve"> </w:t>
+      </w:r>
       <m:oMath>
         <m:sSub>
           <m:e>
@@ -7778,26 +7406,18 @@
           </m:sub>
         </m:sSub>
       </m:oMath>
-      <w:del w:id="91" w:author="PR Preview" w:date="2026-01-01T00:00:00Z">
-        <w:r>
-          <w:delText xml:space="preserve">.</w:delText>
-        </w:r>
-      </w:del>
-      <w:del w:id="92" w:author="PR Preview" w:date="2026-01-01T00:00:00Z">
-        <w:r>
-          <w:delText xml:space="preserve"> </w:delText>
-        </w:r>
-      </w:del>
-      <w:del w:id="93" w:author="PR Preview" w:date="2026-01-01T00:00:00Z">
-        <w:r>
-          <w:delText xml:space="preserve">Subtracting the fitted from the saturated log-likelihood, term by term, replaces each</w:delText>
-        </w:r>
-      </w:del>
-      <w:del w:id="94" w:author="PR Preview" w:date="2026-01-01T00:00:00Z">
-        <w:r>
-          <w:delText xml:space="preserve"> </w:delText>
-        </w:r>
-      </w:del>
+      <w:r>
+        <w:t xml:space="preserve">.</w:t>
+      </w:r>
+      <w:r>
+        <w:t xml:space="preserve"> </w:t>
+      </w:r>
+      <w:r>
+        <w:t xml:space="preserve">Subtracting the fitted from the saturated log-likelihood, term by term, replaces each</w:t>
+      </w:r>
+      <w:r>
+        <w:t xml:space="preserve"> </w:t>
+      </w:r>
       <m:oMath>
         <m:r>
           <m:rPr>
@@ -7883,21 +7503,15 @@
           </m:sub>
         </m:sSub>
       </m:oMath>
-      <w:del w:id="95" w:author="PR Preview" w:date="2026-01-01T00:00:00Z">
-        <w:r>
-          <w:delText xml:space="preserve"> </w:delText>
-        </w:r>
-      </w:del>
-      <w:del w:id="96" w:author="PR Preview" w:date="2026-01-01T00:00:00Z">
-        <w:r>
-          <w:delText xml:space="preserve">by</w:delText>
-        </w:r>
-      </w:del>
-      <w:del w:id="97" w:author="PR Preview" w:date="2026-01-01T00:00:00Z">
-        <w:r>
-          <w:delText xml:space="preserve"> </w:delText>
-        </w:r>
-      </w:del>
+      <w:r>
+        <w:t xml:space="preserve"> </w:t>
+      </w:r>
+      <w:r>
+        <w:t xml:space="preserve">by</w:t>
+      </w:r>
+      <w:r>
+        <w:t xml:space="preserve"> </w:t>
+      </w:r>
       <m:oMath>
         <m:r>
           <m:rPr>
@@ -7987,116 +7601,80 @@
           <m:t>​</m:t>
         </m:r>
       </m:oMath>
-      <w:del w:id="98" w:author="PR Preview" w:date="2026-01-01T00:00:00Z">
+      <w:r>
+        <w:t xml:space="preserve">, and likewise for the non-events.</w:t>
+      </w:r>
+      <w:r>
+        <w:t xml:space="preserve"> </w:t>
+      </w:r>
+      <w:r>
+        <w:t xml:space="preserve">Multiplying by</w:t>
+      </w:r>
+      <w:r>
+        <w:t xml:space="preserve"> </w:t>
+      </w:r>
+      <m:oMath>
+        <m:r>
+          <m:t>2</m:t>
+        </m:r>
+      </m:oMath>
+      <w:r>
+        <w:t xml:space="preserve">, as</w:t>
+      </w:r>
+      <w:r>
+        <w:t xml:space="preserve"> </w:t>
+      </w:r>
+      <w:hyperlink w:anchor="eq-saturated-deviance">
         <w:r>
-          <w:delText xml:space="preserve">, and likewise for the non-events.</w:delText>
+          <w:rPr>
+            <w:rStyle w:val="Hyperlink"/>
+          </w:rPr>
+          <w:t xml:space="preserve">Equation 5</w:t>
         </w:r>
-      </w:del>
-      <w:del w:id="99" w:author="PR Preview" w:date="2026-01-01T00:00:00Z">
+      </w:hyperlink>
+      <w:r>
+        <w:t xml:space="preserve"> </w:t>
+      </w:r>
+      <w:r>
+        <w:t xml:space="preserve">does, gives</w:t>
+      </w:r>
+      <w:r>
+        <w:t xml:space="preserve"> </w:t>
+      </w:r>
+      <w:hyperlink w:anchor="eq-saturated-deviance-grouped">
         <w:r>
-          <w:delText xml:space="preserve"> </w:delText>
+          <w:rPr>
+            <w:rStyle w:val="Hyperlink"/>
+          </w:rPr>
+          <w:t xml:space="preserve">Equation 6</w:t>
         </w:r>
-      </w:del>
-      <w:del w:id="100" w:author="PR Preview" w:date="2026-01-01T00:00:00Z">
-        <w:r>
-          <w:delText xml:space="preserve">Multiplying by</w:delText>
-        </w:r>
-      </w:del>
-      <w:del w:id="101" w:author="PR Preview" w:date="2026-01-01T00:00:00Z">
-        <w:r>
-          <w:delText xml:space="preserve"> </w:delText>
-        </w:r>
-      </w:del>
+      </w:hyperlink>
+      <w:r>
+        <w:t xml:space="preserve">.</w:t>
+      </w:r>
+      <w:r>
+        <w:t xml:space="preserve"> </w:t>
+      </w:r>
+      <w:r>
+        <w:t xml:space="preserve">A count of</w:t>
+      </w:r>
+      <w:r>
+        <w:t xml:space="preserve"> </w:t>
+      </w:r>
       <m:oMath>
         <m:r>
-          <m:t>2</m:t>
+          <m:t>0</m:t>
         </m:r>
       </m:oMath>
-      <w:del w:id="102" w:author="PR Preview" w:date="2026-01-01T00:00:00Z">
-        <w:r>
-          <w:delText xml:space="preserve">, as</w:delText>
-        </w:r>
-      </w:del>
-      <w:del w:id="103" w:author="PR Preview" w:date="2026-01-01T00:00:00Z">
-        <w:r>
-          <w:delText xml:space="preserve"> </w:delText>
-        </w:r>
-      </w:del>
-      <w:hyperlink w:anchor="eq-saturated-deviance">
-        <w:del w:id="104" w:author="PR Preview" w:date="2026-01-01T00:00:00Z">
-          <w:r>
-            <w:rPr>
-              <w:rStyle w:val="Hyperlink"/>
-            </w:rPr>
-            <w:delText xml:space="preserve">Equation 5</w:delText>
-          </w:r>
-        </w:del>
-      </w:hyperlink>
-      <w:del w:id="105" w:author="PR Preview" w:date="2026-01-01T00:00:00Z">
-        <w:r>
-          <w:delText xml:space="preserve"> </w:delText>
-        </w:r>
-      </w:del>
-      <w:del w:id="106" w:author="PR Preview" w:date="2026-01-01T00:00:00Z">
-        <w:r>
-          <w:delText xml:space="preserve">does, gives</w:delText>
-        </w:r>
-      </w:del>
-      <w:del w:id="107" w:author="PR Preview" w:date="2026-01-01T00:00:00Z">
-        <w:r>
-          <w:delText xml:space="preserve"> </w:delText>
-        </w:r>
-      </w:del>
-      <w:hyperlink w:anchor="eq-saturated-deviance-grouped">
-        <w:del w:id="108" w:author="PR Preview" w:date="2026-01-01T00:00:00Z">
-          <w:r>
-            <w:rPr>
-              <w:rStyle w:val="Hyperlink"/>
-            </w:rPr>
-            <w:delText xml:space="preserve">Equation 6</w:delText>
-          </w:r>
-        </w:del>
-      </w:hyperlink>
-      <w:del w:id="109" w:author="PR Preview" w:date="2026-01-01T00:00:00Z">
-        <w:r>
-          <w:delText xml:space="preserve">.</w:delText>
-        </w:r>
-      </w:del>
-      <w:del w:id="110" w:author="PR Preview" w:date="2026-01-01T00:00:00Z">
-        <w:r>
-          <w:delText xml:space="preserve"> </w:delText>
-        </w:r>
-      </w:del>
-      <w:del w:id="111" w:author="PR Preview" w:date="2026-01-01T00:00:00Z">
-        <w:r>
-          <w:delText xml:space="preserve">A count of</w:delText>
-        </w:r>
-      </w:del>
-      <w:del w:id="112" w:author="PR Preview" w:date="2026-01-01T00:00:00Z">
-        <w:r>
-          <w:delText xml:space="preserve"> </w:delText>
-        </w:r>
-      </w:del>
-      <m:oMath>
-        <m:r>
-          <m:t>0</m:t>
-        </m:r>
-      </m:oMath>
-      <w:del w:id="113" w:author="PR Preview" w:date="2026-01-01T00:00:00Z">
-        <w:r>
-          <w:delText xml:space="preserve"> </w:delText>
-        </w:r>
-      </w:del>
-      <w:del w:id="114" w:author="PR Preview" w:date="2026-01-01T00:00:00Z">
-        <w:r>
-          <w:delText xml:space="preserve">times</w:delText>
-        </w:r>
-      </w:del>
-      <w:del w:id="115" w:author="PR Preview" w:date="2026-01-01T00:00:00Z">
-        <w:r>
-          <w:delText xml:space="preserve"> </w:delText>
-        </w:r>
-      </w:del>
+      <w:r>
+        <w:t xml:space="preserve"> </w:t>
+      </w:r>
+      <w:r>
+        <w:t xml:space="preserve">times</w:t>
+      </w:r>
+      <w:r>
+        <w:t xml:space="preserve"> </w:t>
+      </w:r>
       <m:oMath>
         <m:r>
           <m:rPr>
@@ -8108,573 +7686,23 @@
           <m:t>0</m:t>
         </m:r>
       </m:oMath>
-      <w:del w:id="116" w:author="PR Preview" w:date="2026-01-01T00:00:00Z">
-        <w:r>
-          <w:delText xml:space="preserve"> </w:delText>
-        </w:r>
-      </w:del>
-      <w:del w:id="117" w:author="PR Preview" w:date="2026-01-01T00:00:00Z">
-        <w:r>
-          <w:delText xml:space="preserve">is taken as</w:delText>
-        </w:r>
-      </w:del>
-      <w:del w:id="118" w:author="PR Preview" w:date="2026-01-01T00:00:00Z">
-        <w:r>
-          <w:delText xml:space="preserve"> </w:delText>
-        </w:r>
-      </w:del>
+      <w:r>
+        <w:t xml:space="preserve"> </w:t>
+      </w:r>
+      <w:r>
+        <w:t xml:space="preserve">is taken as</w:t>
+      </w:r>
+      <w:r>
+        <w:t xml:space="preserve"> </w:t>
+      </w:r>
       <m:oMath>
         <m:r>
           <m:t>0</m:t>
         </m:r>
       </m:oMath>
-      <w:del w:id="119" w:author="PR Preview" w:date="2026-01-01T00:00:00Z">
-        <w:r>
-          <w:delText xml:space="preserve">, its limit.</w:delText>
-        </w:r>
-      </w:del>
-    </w:p>
-    <w:p>
-      <w:pPr>
-        <w:pStyle w:val="BodyText"/>
-      </w:pPr>
-      <w:ins w:id="120" w:author="PR Preview" w:date="2026-01-01T00:00:00Z">
-        <w:r>
-          <w:rPr>
-            <w:i/>
-            <w:iCs/>
-          </w:rPr>
-          <w:t xml:space="preserve">Proof</w:t>
-        </w:r>
-      </w:ins>
-      <w:ins w:id="121" w:author="PR Preview" w:date="2026-01-01T00:00:00Z">
-        <w:r>
-          <w:t xml:space="preserve">. </w:t>
-        </w:r>
-      </w:ins>
-      <w:ins w:id="122" w:author="PR Preview" w:date="2026-01-01T00:00:00Z">
-        <w:r>
-          <w:t xml:space="preserve">Grouping the outcomes by pattern, the</w:t>
-        </w:r>
-      </w:ins>
-      <w:ins w:id="123" w:author="PR Preview" w:date="2026-01-01T00:00:00Z">
-        <w:r>
-          <w:t xml:space="preserve"> </w:t>
-        </w:r>
-      </w:ins>
-      <w:hyperlink r:id="rId50">
-        <w:ins w:id="124" w:author="PR Preview" w:date="2026-01-01T00:00:00Z">
-          <w:r>
-            <w:rPr>
-              <w:rStyle w:val="Hyperlink"/>
-            </w:rPr>
-            <w:t xml:space="preserve">fitted model</w:t>
-          </w:r>
-        </w:ins>
-      </w:hyperlink>
-      <w:ins w:id="125" w:author="PR Preview" w:date="2026-01-01T00:00:00Z">
-        <w:r>
-          <w:t xml:space="preserve">’s</w:t>
-        </w:r>
-      </w:ins>
-      <w:ins w:id="126" w:author="PR Preview" w:date="2026-01-01T00:00:00Z">
-        <w:r>
-          <w:t xml:space="preserve"> </w:t>
-        </w:r>
-      </w:ins>
-      <w:hyperlink r:id="rId45">
-        <w:ins w:id="127" w:author="PR Preview" w:date="2026-01-01T00:00:00Z">
-          <w:r>
-            <w:rPr>
-              <w:rStyle w:val="Hyperlink"/>
-            </w:rPr>
-            <w:t xml:space="preserve">log-likelihood</w:t>
-          </w:r>
-        </w:ins>
-      </w:hyperlink>
-      <w:ins w:id="128" w:author="PR Preview" w:date="2026-01-01T00:00:00Z">
-        <w:r>
-          <w:t xml:space="preserve"> </w:t>
-        </w:r>
-      </w:ins>
-      <w:ins w:id="129" w:author="PR Preview" w:date="2026-01-01T00:00:00Z">
-        <w:r>
-          <w:t xml:space="preserve">is</w:t>
-        </w:r>
-      </w:ins>
-      <w:ins w:id="130" w:author="PR Preview" w:date="2026-01-01T00:00:00Z">
-        <w:r>
-          <w:t xml:space="preserve"> </w:t>
-        </w:r>
-      </w:ins>
-      <w:ins w:id="131" w:author="PR Preview" w:date="2026-01-01T00:00:00Z">
-        <w:r>
-          <w:t xml:space="preserve">$\ell\mathopen{}\left(\hat{\mathord{\smash[b]{\underset{\raise.3ex\hbox{$\scriptstyle\sim$}}{\beta}}\vphantom{\beta}}}\right)\mathclose{} = \sum_{k=1}^{K}\mathopen{}\left\{s_k \ln \hat\pi_k + \mathopen{}\left(m_k - s_k\right)\mathclose{} {\ln\mathopen{}\left(1 - \hat\pi_k\right)\mathclose{}}\right\}\mathclose{}$</w:t>
-        </w:r>
-      </w:ins>
-      <w:ins w:id="132" w:author="PR Preview" w:date="2026-01-01T00:00:00Z">
-        <w:r>
-          <w:t xml:space="preserve">.</w:t>
-        </w:r>
-      </w:ins>
-      <w:ins w:id="133" w:author="PR Preview" w:date="2026-01-01T00:00:00Z">
-        <w:r>
-          <w:t xml:space="preserve"> </w:t>
-        </w:r>
-      </w:ins>
-      <w:ins w:id="134" w:author="PR Preview" w:date="2026-01-01T00:00:00Z">
-        <w:r>
-          <w:t xml:space="preserve">By</w:t>
-        </w:r>
-      </w:ins>
-      <w:ins w:id="135" w:author="PR Preview" w:date="2026-01-01T00:00:00Z">
-        <w:r>
-          <w:t xml:space="preserve"> </w:t>
-        </w:r>
-      </w:ins>
-      <w:hyperlink w:anchor="thm-saturated-mle">
-        <w:ins w:id="136" w:author="PR Preview" w:date="2026-01-01T00:00:00Z">
-          <w:r>
-            <w:rPr>
-              <w:rStyle w:val="Hyperlink"/>
-            </w:rPr>
-            <w:t xml:space="preserve">Theorem 2</w:t>
-          </w:r>
-        </w:ins>
-      </w:hyperlink>
-      <w:ins w:id="137" w:author="PR Preview" w:date="2026-01-01T00:00:00Z">
-        <w:r>
-          <w:t xml:space="preserve">, the saturated log-likelihood is the same sum with</w:t>
-        </w:r>
-      </w:ins>
-      <w:ins w:id="138" w:author="PR Preview" w:date="2026-01-01T00:00:00Z">
-        <w:r>
-          <w:t xml:space="preserve"> </w:t>
-        </w:r>
-      </w:ins>
-      <m:oMath>
-        <m:sSub>
-          <m:e>
-            <m:acc>
-              <m:accPr>
-                <m:chr m:val="̂"/>
-              </m:accPr>
-              <m:e>
-                <m:r>
-                  <m:t>π</m:t>
-                </m:r>
-              </m:e>
-            </m:acc>
-          </m:e>
-          <m:sub>
-            <m:r>
-              <m:t>k</m:t>
-            </m:r>
-          </m:sub>
-        </m:sSub>
-      </m:oMath>
-      <w:ins w:id="139" w:author="PR Preview" w:date="2026-01-01T00:00:00Z">
-        <w:r>
-          <w:t xml:space="preserve"> </w:t>
-        </w:r>
-      </w:ins>
-      <w:ins w:id="140" w:author="PR Preview" w:date="2026-01-01T00:00:00Z">
-        <w:r>
-          <w:t xml:space="preserve">replaced by</w:t>
-        </w:r>
-      </w:ins>
-      <w:ins w:id="141" w:author="PR Preview" w:date="2026-01-01T00:00:00Z">
-        <w:r>
-          <w:t xml:space="preserve"> </w:t>
-        </w:r>
-      </w:ins>
-      <m:oMath>
-        <m:sSub>
-          <m:e>
-            <m:r>
-              <m:t>s</m:t>
-            </m:r>
-          </m:e>
-          <m:sub>
-            <m:r>
-              <m:t>k</m:t>
-            </m:r>
-          </m:sub>
-        </m:sSub>
-        <m:r>
-          <m:rPr>
-            <m:sty m:val="p"/>
-          </m:rPr>
-          <m:t>/</m:t>
-        </m:r>
-        <m:sSub>
-          <m:e>
-            <m:r>
-              <m:t>m</m:t>
-            </m:r>
-          </m:e>
-          <m:sub>
-            <m:r>
-              <m:t>k</m:t>
-            </m:r>
-          </m:sub>
-        </m:sSub>
-      </m:oMath>
-      <w:ins w:id="142" w:author="PR Preview" w:date="2026-01-01T00:00:00Z">
-        <w:r>
-          <w:t xml:space="preserve">.</w:t>
-        </w:r>
-      </w:ins>
-      <w:ins w:id="143" w:author="PR Preview" w:date="2026-01-01T00:00:00Z">
-        <w:r>
-          <w:t xml:space="preserve"> </w:t>
-        </w:r>
-      </w:ins>
-      <w:ins w:id="144" w:author="PR Preview" w:date="2026-01-01T00:00:00Z">
-        <w:r>
-          <w:t xml:space="preserve">Subtracting the fitted from the saturated log-likelihood, term by term, replaces each</w:t>
-        </w:r>
-      </w:ins>
-      <w:ins w:id="145" w:author="PR Preview" w:date="2026-01-01T00:00:00Z">
-        <w:r>
-          <w:t xml:space="preserve"> </w:t>
-        </w:r>
-      </w:ins>
-      <m:oMath>
-        <m:r>
-          <m:rPr>
-            <m:sty m:val="p"/>
-          </m:rPr>
-          <m:t>ln</m:t>
-        </m:r>
-        <m:r>
-          <m:t>​</m:t>
-        </m:r>
-        <m:d>
-          <m:dPr>
-            <m:begChr m:val="("/>
-            <m:sepChr m:val=""/>
-            <m:endChr m:val=")"/>
-            <m:grow/>
-          </m:dPr>
-          <m:e>
-            <m:sSub>
-              <m:e>
-                <m:r>
-                  <m:t>s</m:t>
-                </m:r>
-              </m:e>
-              <m:sub>
-                <m:r>
-                  <m:t>k</m:t>
-                </m:r>
-              </m:sub>
-            </m:sSub>
-            <m:r>
-              <m:rPr>
-                <m:sty m:val="p"/>
-              </m:rPr>
-              <m:t>/</m:t>
-            </m:r>
-            <m:sSub>
-              <m:e>
-                <m:r>
-                  <m:t>m</m:t>
-                </m:r>
-              </m:e>
-              <m:sub>
-                <m:r>
-                  <m:t>k</m:t>
-                </m:r>
-              </m:sub>
-            </m:sSub>
-          </m:e>
-        </m:d>
-        <m:r>
-          <m:t>​</m:t>
-        </m:r>
-        <m:r>
-          <m:rPr>
-            <m:sty m:val="p"/>
-          </m:rPr>
-          <m:t>−</m:t>
-        </m:r>
-        <m:r>
-          <m:rPr>
-            <m:sty m:val="p"/>
-          </m:rPr>
-          <m:t>ln</m:t>
-        </m:r>
-        <m:sSub>
-          <m:e>
-            <m:acc>
-              <m:accPr>
-                <m:chr m:val="̂"/>
-              </m:accPr>
-              <m:e>
-                <m:r>
-                  <m:t>π</m:t>
-                </m:r>
-              </m:e>
-            </m:acc>
-          </m:e>
-          <m:sub>
-            <m:r>
-              <m:t>k</m:t>
-            </m:r>
-          </m:sub>
-        </m:sSub>
-      </m:oMath>
-      <w:ins w:id="146" w:author="PR Preview" w:date="2026-01-01T00:00:00Z">
-        <w:r>
-          <w:t xml:space="preserve"> </w:t>
-        </w:r>
-      </w:ins>
-      <w:ins w:id="147" w:author="PR Preview" w:date="2026-01-01T00:00:00Z">
-        <w:r>
-          <w:t xml:space="preserve">by</w:t>
-        </w:r>
-      </w:ins>
-      <w:ins w:id="148" w:author="PR Preview" w:date="2026-01-01T00:00:00Z">
-        <w:r>
-          <w:t xml:space="preserve"> </w:t>
-        </w:r>
-      </w:ins>
-      <m:oMath>
-        <m:r>
-          <m:rPr>
-            <m:sty m:val="p"/>
-          </m:rPr>
-          <m:t>ln</m:t>
-        </m:r>
-        <m:r>
-          <m:t>​</m:t>
-        </m:r>
-        <m:d>
-          <m:dPr>
-            <m:begChr m:val="("/>
-            <m:sepChr m:val=""/>
-            <m:endChr m:val=")"/>
-            <m:grow/>
-          </m:dPr>
-          <m:e>
-            <m:sSub>
-              <m:e>
-                <m:r>
-                  <m:t>s</m:t>
-                </m:r>
-              </m:e>
-              <m:sub>
-                <m:r>
-                  <m:t>k</m:t>
-                </m:r>
-              </m:sub>
-            </m:sSub>
-            <m:r>
-              <m:rPr>
-                <m:sty m:val="p"/>
-              </m:rPr>
-              <m:t>/</m:t>
-            </m:r>
-            <m:r>
-              <m:t>​</m:t>
-            </m:r>
-            <m:d>
-              <m:dPr>
-                <m:begChr m:val="("/>
-                <m:sepChr m:val=""/>
-                <m:endChr m:val=")"/>
-                <m:grow/>
-              </m:dPr>
-              <m:e>
-                <m:sSub>
-                  <m:e>
-                    <m:r>
-                      <m:t>m</m:t>
-                    </m:r>
-                  </m:e>
-                  <m:sub>
-                    <m:r>
-                      <m:t>k</m:t>
-                    </m:r>
-                  </m:sub>
-                </m:sSub>
-                <m:sSub>
-                  <m:e>
-                    <m:acc>
-                      <m:accPr>
-                        <m:chr m:val="̂"/>
-                      </m:accPr>
-                      <m:e>
-                        <m:r>
-                          <m:t>π</m:t>
-                        </m:r>
-                      </m:e>
-                    </m:acc>
-                  </m:e>
-                  <m:sub>
-                    <m:r>
-                      <m:t>k</m:t>
-                    </m:r>
-                  </m:sub>
-                </m:sSub>
-              </m:e>
-            </m:d>
-            <m:r>
-              <m:t>​</m:t>
-            </m:r>
-          </m:e>
-        </m:d>
-        <m:r>
-          <m:t>​</m:t>
-        </m:r>
-      </m:oMath>
-      <w:ins w:id="149" w:author="PR Preview" w:date="2026-01-01T00:00:00Z">
-        <w:r>
-          <w:t xml:space="preserve">, and likewise for the non-events.</w:t>
-        </w:r>
-      </w:ins>
-      <w:ins w:id="150" w:author="PR Preview" w:date="2026-01-01T00:00:00Z">
-        <w:r>
-          <w:t xml:space="preserve"> </w:t>
-        </w:r>
-      </w:ins>
-      <w:ins w:id="151" w:author="PR Preview" w:date="2026-01-01T00:00:00Z">
-        <w:r>
-          <w:t xml:space="preserve">Multiplying by</w:t>
-        </w:r>
-      </w:ins>
-      <w:ins w:id="152" w:author="PR Preview" w:date="2026-01-01T00:00:00Z">
-        <w:r>
-          <w:t xml:space="preserve"> </w:t>
-        </w:r>
-      </w:ins>
-      <m:oMath>
-        <m:r>
-          <m:t>2</m:t>
-        </m:r>
-      </m:oMath>
-      <w:ins w:id="153" w:author="PR Preview" w:date="2026-01-01T00:00:00Z">
-        <w:r>
-          <w:t xml:space="preserve">, as</w:t>
-        </w:r>
-      </w:ins>
-      <w:ins w:id="154" w:author="PR Preview" w:date="2026-01-01T00:00:00Z">
-        <w:r>
-          <w:t xml:space="preserve"> </w:t>
-        </w:r>
-      </w:ins>
-      <w:hyperlink w:anchor="eq-saturated-deviance">
-        <w:ins w:id="155" w:author="PR Preview" w:date="2026-01-01T00:00:00Z">
-          <w:r>
-            <w:rPr>
-              <w:rStyle w:val="Hyperlink"/>
-            </w:rPr>
-            <w:t xml:space="preserve">Equation 5</w:t>
-          </w:r>
-        </w:ins>
-      </w:hyperlink>
-      <w:ins w:id="156" w:author="PR Preview" w:date="2026-01-01T00:00:00Z">
-        <w:r>
-          <w:t xml:space="preserve"> </w:t>
-        </w:r>
-      </w:ins>
-      <w:ins w:id="157" w:author="PR Preview" w:date="2026-01-01T00:00:00Z">
-        <w:r>
-          <w:t xml:space="preserve">does, gives</w:t>
-        </w:r>
-      </w:ins>
-      <w:ins w:id="158" w:author="PR Preview" w:date="2026-01-01T00:00:00Z">
-        <w:r>
-          <w:t xml:space="preserve"> </w:t>
-        </w:r>
-      </w:ins>
-      <w:hyperlink w:anchor="eq-saturated-deviance-grouped">
-        <w:ins w:id="159" w:author="PR Preview" w:date="2026-01-01T00:00:00Z">
-          <w:r>
-            <w:rPr>
-              <w:rStyle w:val="Hyperlink"/>
-            </w:rPr>
-            <w:t xml:space="preserve">Equation 6</w:t>
-          </w:r>
-        </w:ins>
-      </w:hyperlink>
-      <w:ins w:id="160" w:author="PR Preview" w:date="2026-01-01T00:00:00Z">
-        <w:r>
-          <w:t xml:space="preserve">.</w:t>
-        </w:r>
-      </w:ins>
-      <w:ins w:id="161" w:author="PR Preview" w:date="2026-01-01T00:00:00Z">
-        <w:r>
-          <w:t xml:space="preserve"> </w:t>
-        </w:r>
-      </w:ins>
-      <w:ins w:id="162" w:author="PR Preview" w:date="2026-01-01T00:00:00Z">
-        <w:r>
-          <w:t xml:space="preserve">A count of</w:t>
-        </w:r>
-      </w:ins>
-      <w:ins w:id="163" w:author="PR Preview" w:date="2026-01-01T00:00:00Z">
-        <w:r>
-          <w:t xml:space="preserve"> </w:t>
-        </w:r>
-      </w:ins>
-      <m:oMath>
-        <m:r>
-          <m:t>0</m:t>
-        </m:r>
-      </m:oMath>
-      <w:ins w:id="164" w:author="PR Preview" w:date="2026-01-01T00:00:00Z">
-        <w:r>
-          <w:t xml:space="preserve"> </w:t>
-        </w:r>
-      </w:ins>
-      <w:ins w:id="165" w:author="PR Preview" w:date="2026-01-01T00:00:00Z">
-        <w:r>
-          <w:t xml:space="preserve">times</w:t>
-        </w:r>
-      </w:ins>
-      <w:ins w:id="166" w:author="PR Preview" w:date="2026-01-01T00:00:00Z">
-        <w:r>
-          <w:t xml:space="preserve"> </w:t>
-        </w:r>
-      </w:ins>
-      <m:oMath>
-        <m:r>
-          <m:rPr>
-            <m:sty m:val="p"/>
-          </m:rPr>
-          <m:t>ln</m:t>
-        </m:r>
-        <m:r>
-          <m:t>0</m:t>
-        </m:r>
-      </m:oMath>
-      <w:ins w:id="167" w:author="PR Preview" w:date="2026-01-01T00:00:00Z">
-        <w:r>
-          <w:t xml:space="preserve"> </w:t>
-        </w:r>
-      </w:ins>
-      <w:ins w:id="168" w:author="PR Preview" w:date="2026-01-01T00:00:00Z">
-        <w:r>
-          <w:t xml:space="preserve">is taken as</w:t>
-        </w:r>
-      </w:ins>
-      <w:ins w:id="169" w:author="PR Preview" w:date="2026-01-01T00:00:00Z">
-        <w:r>
-          <w:t xml:space="preserve"> </w:t>
-        </w:r>
-      </w:ins>
-      <m:oMath>
-        <m:r>
-          <m:t>0</m:t>
-        </m:r>
-      </m:oMath>
-      <w:ins w:id="170" w:author="PR Preview" w:date="2026-01-01T00:00:00Z">
-        <w:r>
-          <w:t xml:space="preserve">, its limit.</w:t>
-        </w:r>
-      </w:ins>
+      <w:r>
+        <w:t xml:space="preserve">, its limit.</w:t>
+      </w:r>
     </w:p>
     <w:tbl>
       <w:tblPr>
